--- a/courts/fifth-circuit/texas/state/court-of-civil-appeals/reply-brief/usage/OUTPUT-reply-brief.docx
+++ b/courts/fifth-circuit/texas/state/court-of-civil-appeals/reply-brief/usage/OUTPUT-reply-brief.docx
@@ -4,30 +4,38 @@
   <w:body>
     <w:p>
       <w:pPr>
-        <w:pStyle w:val="Centered"/>
-      </w:pPr>
-      <w:r>
-        <w:t xml:space="preserve">No. 05-20-00920-CV</w:t>
-      </w:r>
-    </w:p>
-    <w:p>
-      <w:pPr>
-        <w:pStyle w:val="Gap02"/>
-      </w:pPr>
-    </w:p>
-    <w:p>
-      <w:pPr>
-        <w:pStyle w:val="Rule"/>
-      </w:pPr>
-    </w:p>
-    <w:p>
-      <w:pPr>
-        <w:pStyle w:val="Gap02"/>
-      </w:pPr>
-    </w:p>
-    <w:p>
-      <w:pPr>
-        <w:pStyle w:val="Centered"/>
+        <w:pStyle w:val="TexSingle"/>
+        <w:spacing w:before="0" w:after="0" w:line="322" w:lineRule="exact"/>
+        <w:jc w:val="center"/>
+      </w:pPr>
+      <w:r>
+        <w:t xml:space="preserve">No.</w:t>
+      </w:r>
+      <w:r>
+        <w:t xml:space="preserve"> </w:t>
+      </w:r>
+      <w:r>
+        <w:t xml:space="preserve">05</w:t>
+        <w:noBreakHyphen/>
+        <w:t xml:space="preserve">20</w:t>
+        <w:noBreakHyphen/>
+        <w:t xml:space="preserve">00920-CV</w:t>
+      </w:r>
+    </w:p>
+    <w:p>
+      <w:pPr>
+        <w:pStyle w:val="TexSingle"/>
+        <w:pBdr>
+          <w:bottom w:val="single" w:sz="6" w:space="0" w:color="000000"/>
+        </w:pBdr>
+        <w:spacing w:before="220" w:after="0" w:line="20" w:lineRule="exact"/>
+      </w:pPr>
+    </w:p>
+    <w:p>
+      <w:pPr>
+        <w:pStyle w:val="TexSingle"/>
+        <w:spacing w:before="140" w:after="0" w:line="322" w:lineRule="exact"/>
+        <w:jc w:val="center"/>
       </w:pPr>
       <w:r>
         <w:rPr>
@@ -39,7 +47,9 @@
     </w:p>
     <w:p>
       <w:pPr>
-        <w:pStyle w:val="Centered"/>
+        <w:pStyle w:val="TexSingle"/>
+        <w:spacing w:before="0" w:after="0" w:line="322" w:lineRule="exact"/>
+        <w:jc w:val="center"/>
       </w:pPr>
       <w:r>
         <w:rPr>
@@ -51,7 +61,9 @@
     </w:p>
     <w:p>
       <w:pPr>
-        <w:pStyle w:val="Centered"/>
+        <w:pStyle w:val="TexSingle"/>
+        <w:spacing w:before="0" w:after="0" w:line="322" w:lineRule="exact"/>
+        <w:jc w:val="center"/>
       </w:pPr>
       <w:r>
         <w:rPr>
@@ -63,398 +75,938 @@
     </w:p>
     <w:p>
       <w:pPr>
-        <w:pStyle w:val="Gap02"/>
-      </w:pPr>
-    </w:p>
-    <w:p>
-      <w:pPr>
-        <w:pStyle w:val="Rule"/>
-      </w:pPr>
-    </w:p>
-    <w:p>
-      <w:pPr>
-        <w:pStyle w:val="Gap025"/>
-      </w:pPr>
-    </w:p>
-    <w:p>
-      <w:pPr>
-        <w:pStyle w:val="Centered"/>
+        <w:pStyle w:val="TexSingle"/>
+        <w:pBdr>
+          <w:bottom w:val="single" w:sz="6" w:space="0" w:color="000000"/>
+        </w:pBdr>
+        <w:spacing w:before="140" w:after="0" w:line="20" w:lineRule="exact"/>
+      </w:pPr>
+    </w:p>
+    <w:p>
+      <w:pPr>
+        <w:pStyle w:val="TexSingle"/>
+        <w:spacing w:before="220" w:after="0" w:line="322" w:lineRule="exact"/>
+        <w:jc w:val="center"/>
       </w:pPr>
       <w:r>
         <w:rPr>
           <w:b/>
           <w:bCs/>
         </w:rPr>
-        <w:t xml:space="preserve">IN RE: J.R.</w:t>
-      </w:r>
-    </w:p>
-    <w:p>
-      <w:pPr>
-        <w:pStyle w:val="Gap025"/>
-      </w:pPr>
-    </w:p>
-    <w:p>
-      <w:pPr>
-        <w:pStyle w:val="Centered"/>
-      </w:pPr>
+        <w:t xml:space="preserve">IN</w:t>
+      </w:r>
       <w:r>
         <w:rPr>
           <w:b/>
           <w:bCs/>
         </w:rPr>
-        <w:t xml:space="preserve">J.R.</w:t>
-      </w:r>
-    </w:p>
-    <w:p>
-      <w:pPr>
-        <w:pStyle w:val="Centered"/>
-      </w:pPr>
-      <w:r>
-        <w:t xml:space="preserve">Appellant,</w:t>
-      </w:r>
-    </w:p>
-    <w:p>
-      <w:pPr>
-        <w:pStyle w:val="Gap025"/>
-      </w:pPr>
-    </w:p>
-    <w:p>
-      <w:pPr>
-        <w:pStyle w:val="Centered"/>
-      </w:pPr>
-      <w:r>
-        <w:t xml:space="preserve">v.</w:t>
-      </w:r>
-    </w:p>
-    <w:p>
-      <w:pPr>
-        <w:pStyle w:val="Gap025"/>
-      </w:pPr>
-    </w:p>
-    <w:p>
-      <w:pPr>
-        <w:pStyle w:val="Centered"/>
-      </w:pPr>
+        <w:t xml:space="preserve"> </w:t>
+      </w:r>
       <w:r>
         <w:rPr>
           <w:b/>
           <w:bCs/>
         </w:rPr>
-        <w:t xml:space="preserve">THE STATE OF TEXAS</w:t>
-      </w:r>
-    </w:p>
-    <w:p>
-      <w:pPr>
-        <w:pStyle w:val="Centered"/>
-      </w:pPr>
-      <w:r>
-        <w:t xml:space="preserve">Appellee.</w:t>
-      </w:r>
-    </w:p>
-    <w:p>
-      <w:pPr>
-        <w:pStyle w:val="Gap025"/>
-      </w:pPr>
-    </w:p>
-    <w:p>
-      <w:pPr>
-        <w:pStyle w:val="Rule"/>
-      </w:pPr>
-    </w:p>
-    <w:p>
-      <w:pPr>
-        <w:pStyle w:val="Gap02"/>
-      </w:pPr>
-    </w:p>
-    <w:p>
-      <w:pPr>
-        <w:pStyle w:val="Centered"/>
-      </w:pPr>
-      <w:r>
-        <w:t xml:space="preserve">On Appeal from the 305th Judicial District Court, Dallas County, Texas</w:t>
-      </w:r>
-    </w:p>
-    <w:p>
-      <w:pPr>
-        <w:pStyle w:val="Centered"/>
-      </w:pPr>
-      <w:r>
-        <w:t xml:space="preserve">Trial Court Cause No. JD-20-00313-X</w:t>
-      </w:r>
-    </w:p>
-    <w:p>
-      <w:pPr>
-        <w:pStyle w:val="Gap02"/>
-      </w:pPr>
-    </w:p>
-    <w:p>
-      <w:pPr>
-        <w:pStyle w:val="Rule"/>
-      </w:pPr>
-    </w:p>
-    <w:p>
-      <w:pPr>
-        <w:pStyle w:val="Gap02"/>
-      </w:pPr>
-    </w:p>
-    <w:p>
-      <w:pPr>
-        <w:pStyle w:val="Centered"/>
-      </w:pPr>
+        <w:t xml:space="preserve">RE:</w:t>
+      </w:r>
       <w:r>
         <w:rPr>
           <w:b/>
           <w:bCs/>
         </w:rPr>
-        <w:t xml:space="preserve">APPELLANT’S REPLY BRIEF</w:t>
-      </w:r>
-    </w:p>
-    <w:p>
-      <w:pPr>
-        <w:pStyle w:val="Gap025"/>
-      </w:pPr>
-    </w:p>
-    <w:p>
-      <w:pPr>
-        <w:pStyle w:val="Rule"/>
-      </w:pPr>
-    </w:p>
-    <w:p>
-      <w:pPr>
-        <w:pStyle w:val="Gap04"/>
-      </w:pPr>
-    </w:p>
-    <w:p>
-      <w:pPr>
-        <w:pStyle w:val="CoverCounsel"/>
-      </w:pPr>
-      <w:r>
-        <w:t xml:space="preserve">Respectfully submitted,</w:t>
-      </w:r>
-    </w:p>
-    <w:p>
-      <w:pPr>
-        <w:pStyle w:val="Gap025"/>
-      </w:pPr>
-    </w:p>
-    <w:p>
-      <w:pPr>
-        <w:pStyle w:val="CoverCounsel"/>
-      </w:pPr>
-      <w:r>
-        <w:t xml:space="preserve">Niles Illich</w:t>
-      </w:r>
-    </w:p>
-    <w:p>
-      <w:pPr>
-        <w:pStyle w:val="CoverCounsel"/>
-      </w:pPr>
-      <w:r>
-        <w:t xml:space="preserve">Rebekah Perlstein</w:t>
-      </w:r>
-    </w:p>
-    <w:p>
-      <w:pPr>
-        <w:pStyle w:val="CoverCounsel"/>
-      </w:pPr>
-      <w:r>
-        <w:t xml:space="preserve">Scott H. Palmer, P.C.</w:t>
-      </w:r>
-    </w:p>
-    <w:p>
-      <w:pPr>
-        <w:pStyle w:val="CoverCounsel"/>
-      </w:pPr>
-      <w:r>
-        <w:t xml:space="preserve">15455 Dallas Parkway, Suite 540</w:t>
-      </w:r>
-    </w:p>
-    <w:p>
-      <w:pPr>
-        <w:pStyle w:val="CoverCounsel"/>
-      </w:pPr>
-      <w:r>
-        <w:t xml:space="preserve">Addison, Texas 75001</w:t>
-      </w:r>
-    </w:p>
-    <w:p>
-      <w:pPr>
-        <w:pStyle w:val="CoverCounsel"/>
-      </w:pPr>
-      <w:r>
-        <w:t xml:space="preserve">Counsel for Appellant</w:t>
-      </w:r>
-    </w:p>
-    <w:p>
-      <w:pPr>
-        <w:pStyle w:val="TOCTitle"/>
-      </w:pPr>
+        <w:t xml:space="preserve"> </w:t>
+      </w:r>
       <w:r>
         <w:rPr>
           <w:b/>
           <w:bCs/>
         </w:rPr>
-        <w:t xml:space="preserve">TABLE OF CONTENTS</w:t>
-      </w:r>
-    </w:p>
-    <w:p>
-      <w:pPr>
-        <w:pStyle w:val="TOC1"/>
-      </w:pPr>
-      <w:r>
-        <w:fldChar w:fldCharType="begin"/>
-      </w:r>
-      <w:r>
-        <w:instrText xml:space="preserve"> TOC \o "1-2" \h \z \u </w:instrText>
-      </w:r>
-      <w:r>
-        <w:fldChar w:fldCharType="separate"/>
-      </w:r>
-      <w:r>
-        <w:t xml:space="preserve">First Reply Issue</w:t>
+        <w:t xml:space="preserve">J.R.</w:t>
+      </w:r>
+    </w:p>
+    <w:p>
+      <w:pPr>
+        <w:pStyle w:val="TexSingle"/>
+        <w:spacing w:before="220" w:after="0" w:line="322" w:lineRule="exact"/>
+        <w:jc w:val="center"/>
+      </w:pPr>
+      <w:r>
+        <w:rPr>
+          <w:b/>
+          <w:bCs/>
+        </w:rPr>
+        <w:t xml:space="preserve">J.R.</w:t>
+      </w:r>
+    </w:p>
+    <w:p>
+      <w:pPr>
+        <w:pStyle w:val="TexSingle"/>
+        <w:spacing w:before="0" w:after="0" w:line="322" w:lineRule="exact"/>
+        <w:jc w:val="center"/>
+      </w:pPr>
+      <w:r>
+        <w:t xml:space="preserve">Appellant,</w:t>
+      </w:r>
+    </w:p>
+    <w:p>
+      <w:pPr>
+        <w:pStyle w:val="TexSingle"/>
+        <w:spacing w:before="140" w:after="0" w:line="322" w:lineRule="exact"/>
+        <w:jc w:val="center"/>
+      </w:pPr>
+      <w:r>
+        <w:t xml:space="preserve">v.</w:t>
+      </w:r>
+    </w:p>
+    <w:p>
+      <w:pPr>
+        <w:pStyle w:val="TexSingle"/>
+        <w:spacing w:before="140" w:after="0" w:line="322" w:lineRule="exact"/>
+        <w:jc w:val="center"/>
+      </w:pPr>
+      <w:r>
+        <w:rPr>
+          <w:b/>
+          <w:bCs/>
+        </w:rPr>
+        <w:t xml:space="preserve">THE</w:t>
+      </w:r>
+      <w:r>
+        <w:rPr>
+          <w:b/>
+          <w:bCs/>
+        </w:rPr>
+        <w:t xml:space="preserve"> </w:t>
+      </w:r>
+      <w:r>
+        <w:rPr>
+          <w:b/>
+          <w:bCs/>
+        </w:rPr>
+        <w:t xml:space="preserve">STATE</w:t>
+      </w:r>
+      <w:r>
+        <w:rPr>
+          <w:b/>
+          <w:bCs/>
+        </w:rPr>
+        <w:t xml:space="preserve"> </w:t>
+      </w:r>
+      <w:r>
+        <w:rPr>
+          <w:b/>
+          <w:bCs/>
+        </w:rPr>
+        <w:t xml:space="preserve">OF</w:t>
+      </w:r>
+      <w:r>
+        <w:rPr>
+          <w:b/>
+          <w:bCs/>
+        </w:rPr>
+        <w:t xml:space="preserve"> </w:t>
+      </w:r>
+      <w:r>
+        <w:rPr>
+          <w:b/>
+          <w:bCs/>
+        </w:rPr>
+        <w:t xml:space="preserve">TEXAS</w:t>
+      </w:r>
+    </w:p>
+    <w:p>
+      <w:pPr>
+        <w:pStyle w:val="TexSingle"/>
+        <w:spacing w:before="0" w:after="0" w:line="322" w:lineRule="exact"/>
+        <w:jc w:val="center"/>
+      </w:pPr>
+      <w:r>
+        <w:t xml:space="preserve">Appellee.</w:t>
+      </w:r>
+    </w:p>
+    <w:p>
+      <w:pPr>
+        <w:pStyle w:val="TexSingle"/>
+        <w:pBdr>
+          <w:bottom w:val="single" w:sz="6" w:space="0" w:color="000000"/>
+        </w:pBdr>
+        <w:spacing w:before="220" w:after="0" w:line="20" w:lineRule="exact"/>
+      </w:pPr>
+    </w:p>
+    <w:p>
+      <w:pPr>
+        <w:pStyle w:val="TexSingle"/>
+        <w:spacing w:before="140" w:after="0" w:line="322" w:lineRule="exact"/>
+        <w:jc w:val="center"/>
+      </w:pPr>
+      <w:r>
+        <w:t xml:space="preserve">On</w:t>
+      </w:r>
+      <w:r>
+        <w:t xml:space="preserve"> </w:t>
+      </w:r>
+      <w:r>
+        <w:t xml:space="preserve">Appeal</w:t>
+      </w:r>
+      <w:r>
+        <w:t xml:space="preserve"> </w:t>
+      </w:r>
+      <w:r>
+        <w:t xml:space="preserve">from</w:t>
+      </w:r>
+      <w:r>
+        <w:t xml:space="preserve"> </w:t>
+      </w:r>
+      <w:r>
+        <w:t xml:space="preserve">the</w:t>
+      </w:r>
+      <w:r>
+        <w:t xml:space="preserve"> </w:t>
+      </w:r>
+      <w:r>
+        <w:t xml:space="preserve">305th</w:t>
+      </w:r>
+      <w:r>
+        <w:t xml:space="preserve"> </w:t>
+      </w:r>
+      <w:r>
+        <w:t xml:space="preserve">Judicial</w:t>
+      </w:r>
+      <w:r>
+        <w:t xml:space="preserve"> </w:t>
+      </w:r>
+      <w:r>
+        <w:t xml:space="preserve">District</w:t>
+      </w:r>
+      <w:r>
+        <w:t xml:space="preserve"> </w:t>
+      </w:r>
+      <w:r>
+        <w:t xml:space="preserve">Court</w:t>
+      </w:r>
+      <w:r>
+        <w:t xml:space="preserve">,</w:t>
+      </w:r>
+      <w:r>
+        <w:t xml:space="preserve"> </w:t>
+      </w:r>
+      <w:r>
+        <w:t xml:space="preserve">Dallas</w:t>
+      </w:r>
+      <w:r>
+        <w:t xml:space="preserve"> </w:t>
+      </w:r>
+      <w:r>
+        <w:t xml:space="preserve">County,</w:t>
+      </w:r>
+      <w:r>
+        <w:t xml:space="preserve"> </w:t>
+      </w:r>
+      <w:r>
+        <w:t xml:space="preserve">Texas</w:t>
+      </w:r>
+    </w:p>
+    <w:p>
+      <w:pPr>
+        <w:pStyle w:val="TexSingle"/>
+        <w:spacing w:before="0" w:after="0" w:line="322" w:lineRule="exact"/>
+        <w:jc w:val="center"/>
+      </w:pPr>
+      <w:r>
+        <w:t xml:space="preserve">Trial</w:t>
+      </w:r>
+      <w:r>
+        <w:t xml:space="preserve"> </w:t>
+      </w:r>
+      <w:r>
+        <w:t xml:space="preserve">Court</w:t>
+      </w:r>
+      <w:r>
+        <w:t xml:space="preserve"> </w:t>
+      </w:r>
+      <w:r>
+        <w:t xml:space="preserve">Cause</w:t>
+      </w:r>
+      <w:r>
+        <w:t xml:space="preserve"> </w:t>
+      </w:r>
+      <w:r>
+        <w:t xml:space="preserve">No.</w:t>
+      </w:r>
+      <w:r>
+        <w:t xml:space="preserve"> </w:t>
+      </w:r>
+      <w:r>
+        <w:t xml:space="preserve">JD</w:t>
+        <w:noBreakHyphen/>
+        <w:t xml:space="preserve">20</w:t>
+        <w:noBreakHyphen/>
+        <w:t xml:space="preserve">00313-X</w:t>
+      </w:r>
+    </w:p>
+    <w:p>
+      <w:pPr>
+        <w:pStyle w:val="TexSingle"/>
+        <w:spacing w:before="0" w:after="0" w:line="322" w:lineRule="exact"/>
+        <w:jc w:val="center"/>
+      </w:pPr>
+      <w:r>
+        <w:t xml:space="preserve">The</w:t>
+      </w:r>
+      <w:r>
+        <w:t xml:space="preserve"> </w:t>
+      </w:r>
+      <w:r>
+        <w:t xml:space="preserve">Honorable</w:t>
+      </w:r>
+      <w:r>
+        <w:t xml:space="preserve"> </w:t>
+      </w:r>
+      <w:r>
+        <w:t xml:space="preserve">Cheryl</w:t>
+      </w:r>
+      <w:r>
+        <w:t xml:space="preserve"> </w:t>
+      </w:r>
+      <w:r>
+        <w:t xml:space="preserve">Lee</w:t>
+      </w:r>
+      <w:r>
+        <w:t xml:space="preserve"> </w:t>
+      </w:r>
+      <w:r>
+        <w:t xml:space="preserve">Shannon</w:t>
+      </w:r>
+      <w:r>
+        <w:t xml:space="preserve">,</w:t>
+      </w:r>
+      <w:r>
+        <w:t xml:space="preserve"> </w:t>
+      </w:r>
+      <w:r>
+        <w:t xml:space="preserve">Presiding</w:t>
+      </w:r>
+    </w:p>
+    <w:p>
+      <w:pPr>
+        <w:pStyle w:val="TexSingle"/>
+        <w:pBdr>
+          <w:bottom w:val="single" w:sz="6" w:space="0" w:color="000000"/>
+        </w:pBdr>
+        <w:spacing w:before="140" w:after="0" w:line="20" w:lineRule="exact"/>
+      </w:pPr>
+    </w:p>
+    <w:p>
+      <w:pPr>
+        <w:pStyle w:val="TexSingle"/>
+        <w:spacing w:before="220" w:after="0" w:line="322" w:lineRule="exact"/>
+        <w:jc w:val="center"/>
+      </w:pPr>
+      <w:r>
+        <w:rPr>
+          <w:b/>
+          <w:bCs/>
+        </w:rPr>
+        <w:t xml:space="preserve">APPELLANT’S</w:t>
+      </w:r>
+      <w:r>
+        <w:rPr>
+          <w:b/>
+          <w:bCs/>
+        </w:rPr>
+        <w:t xml:space="preserve"> </w:t>
+      </w:r>
+      <w:r>
+        <w:rPr>
+          <w:b/>
+          <w:bCs/>
+        </w:rPr>
+        <w:t xml:space="preserve">REPLY</w:t>
+      </w:r>
+      <w:r>
+        <w:rPr>
+          <w:b/>
+          <w:bCs/>
+        </w:rPr>
+        <w:t xml:space="preserve"> </w:t>
+      </w:r>
+      <w:r>
+        <w:rPr>
+          <w:b/>
+          <w:bCs/>
+        </w:rPr>
+        <w:t xml:space="preserve">BRIEF</w:t>
+      </w:r>
+    </w:p>
+    <w:p>
+      <w:pPr>
+        <w:pStyle w:val="TexSingle"/>
+        <w:pBdr>
+          <w:bottom w:val="single" w:sz="6" w:space="0" w:color="000000"/>
+        </w:pBdr>
+        <w:spacing w:before="220" w:after="0" w:line="20" w:lineRule="exact"/>
+      </w:pPr>
+    </w:p>
+    <w:p>
+      <w:pPr>
+        <w:pStyle w:val="TexSingle"/>
+        <w:spacing w:before="720" w:after="0" w:line="322" w:lineRule="exact"/>
+        <w:ind w:left="4320"/>
+      </w:pPr>
+      <w:r>
+        <w:t xml:space="preserve">Niles</w:t>
+      </w:r>
+      <w:r>
+        <w:t xml:space="preserve"> </w:t>
+      </w:r>
+      <w:r>
+        <w:t xml:space="preserve">Illich</w:t>
+      </w:r>
+    </w:p>
+    <w:p>
+      <w:pPr>
+        <w:pStyle w:val="TexSingle"/>
+        <w:spacing w:before="0" w:after="0" w:line="322" w:lineRule="exact"/>
+        <w:ind w:left="4320"/>
+      </w:pPr>
+      <w:r>
+        <w:t xml:space="preserve">State</w:t>
+      </w:r>
+      <w:r>
+        <w:t xml:space="preserve"> </w:t>
+      </w:r>
+      <w:r>
+        <w:t xml:space="preserve">Bar</w:t>
+      </w:r>
+      <w:r>
+        <w:t xml:space="preserve"> </w:t>
+      </w:r>
+      <w:r>
+        <w:t xml:space="preserve">No.</w:t>
+      </w:r>
+      <w:r>
+        <w:t xml:space="preserve"> </w:t>
+      </w:r>
+      <w:r>
+        <w:t xml:space="preserve">24069969</w:t>
+      </w:r>
+    </w:p>
+    <w:p>
+      <w:pPr>
+        <w:pStyle w:val="TexSingle"/>
+        <w:spacing w:before="0" w:after="0" w:line="322" w:lineRule="exact"/>
+        <w:ind w:left="4320"/>
+      </w:pPr>
+      <w:r>
+        <w:t xml:space="preserve">Rebekah</w:t>
+      </w:r>
+      <w:r>
+        <w:t xml:space="preserve"> </w:t>
+      </w:r>
+      <w:r>
+        <w:t xml:space="preserve">Perlstein</w:t>
+      </w:r>
+    </w:p>
+    <w:p>
+      <w:pPr>
+        <w:pStyle w:val="TexSingle"/>
+        <w:spacing w:before="0" w:after="0" w:line="322" w:lineRule="exact"/>
+        <w:ind w:left="4320"/>
+      </w:pPr>
+      <w:r>
+        <w:t xml:space="preserve">State</w:t>
+      </w:r>
+      <w:r>
+        <w:t xml:space="preserve"> </w:t>
+      </w:r>
+      <w:r>
+        <w:t xml:space="preserve">Bar</w:t>
+      </w:r>
+      <w:r>
+        <w:t xml:space="preserve"> </w:t>
+      </w:r>
+      <w:r>
+        <w:t xml:space="preserve">No.</w:t>
+      </w:r>
+      <w:r>
+        <w:t xml:space="preserve"> </w:t>
+      </w:r>
+      <w:r>
+        <w:t xml:space="preserve">24073080</w:t>
+      </w:r>
+    </w:p>
+    <w:p>
+      <w:pPr>
+        <w:pStyle w:val="TexSingle"/>
+        <w:spacing w:before="0" w:after="0" w:line="322" w:lineRule="exact"/>
+        <w:ind w:left="4320"/>
+      </w:pPr>
+      <w:r>
+        <w:t xml:space="preserve">Scott</w:t>
+      </w:r>
+      <w:r>
+        <w:t xml:space="preserve"> </w:t>
+      </w:r>
+      <w:r>
+        <w:t xml:space="preserve">H.</w:t>
+      </w:r>
+      <w:r>
+        <w:t xml:space="preserve"> </w:t>
+      </w:r>
+      <w:r>
+        <w:t xml:space="preserve">Palmer,</w:t>
+      </w:r>
+      <w:r>
+        <w:t xml:space="preserve"> </w:t>
+      </w:r>
+      <w:r>
+        <w:t xml:space="preserve">P.C.</w:t>
+      </w:r>
+    </w:p>
+    <w:p>
+      <w:pPr>
+        <w:pStyle w:val="TexSingle"/>
+        <w:spacing w:before="0" w:after="0" w:line="322" w:lineRule="exact"/>
+        <w:ind w:left="4320"/>
+      </w:pPr>
+      <w:r>
+        <w:t xml:space="preserve">15455</w:t>
+      </w:r>
+      <w:r>
+        <w:t xml:space="preserve"> </w:t>
+      </w:r>
+      <w:r>
+        <w:t xml:space="preserve">Dallas</w:t>
+      </w:r>
+      <w:r>
+        <w:t xml:space="preserve"> </w:t>
+      </w:r>
+      <w:r>
+        <w:t xml:space="preserve">Parkway,</w:t>
+      </w:r>
+      <w:r>
+        <w:t xml:space="preserve"> </w:t>
+      </w:r>
+      <w:r>
+        <w:t xml:space="preserve">Suite</w:t>
+      </w:r>
+      <w:r>
+        <w:t xml:space="preserve"> </w:t>
+      </w:r>
+      <w:r>
+        <w:t xml:space="preserve">540</w:t>
+      </w:r>
+    </w:p>
+    <w:p>
+      <w:pPr>
+        <w:pStyle w:val="TexSingle"/>
+        <w:spacing w:before="0" w:after="0" w:line="322" w:lineRule="exact"/>
+        <w:ind w:left="4320"/>
+      </w:pPr>
+      <w:r>
+        <w:t xml:space="preserve">Addison,</w:t>
+      </w:r>
+      <w:r>
+        <w:t xml:space="preserve"> </w:t>
+      </w:r>
+      <w:r>
+        <w:t xml:space="preserve">Texas</w:t>
+      </w:r>
+      <w:r>
+        <w:t xml:space="preserve"> </w:t>
+      </w:r>
+      <w:r>
+        <w:t xml:space="preserve">75001</w:t>
+      </w:r>
+    </w:p>
+    <w:p>
+      <w:pPr>
+        <w:pStyle w:val="TexSingle"/>
+        <w:spacing w:before="0" w:after="0" w:line="322" w:lineRule="exact"/>
+        <w:ind w:left="4320"/>
+      </w:pPr>
+      <w:r>
+        <w:t xml:space="preserve">Telephone:</w:t>
+      </w:r>
+      <w:r>
+        <w:t xml:space="preserve"> </w:t>
+      </w:r>
+      <w:r>
+        <w:t xml:space="preserve">972</w:t>
+        <w:noBreakHyphen/>
+        <w:t xml:space="preserve">204</w:t>
+        <w:noBreakHyphen/>
+        <w:t xml:space="preserve">5452</w:t>
+      </w:r>
+    </w:p>
+    <w:p>
+      <w:pPr>
+        <w:pStyle w:val="TexSingle"/>
+        <w:spacing w:before="0" w:after="0" w:line="322" w:lineRule="exact"/>
+        <w:ind w:left="4320"/>
+      </w:pPr>
+      <w:r>
+        <w:t xml:space="preserve">Email:</w:t>
+      </w:r>
+      <w:r>
+        <w:t xml:space="preserve"> </w:t>
+      </w:r>
+      <w:r>
+        <w:t xml:space="preserve">Niles@scottpalmerlaw.com</w:t>
+      </w:r>
+    </w:p>
+    <w:p>
+      <w:pPr>
+        <w:pStyle w:val="TexSingle"/>
+        <w:spacing w:before="0" w:after="0" w:line="322" w:lineRule="exact"/>
+        <w:ind w:left="4320"/>
+      </w:pPr>
+      <w:r>
+        <w:t xml:space="preserve">Counsel</w:t>
+      </w:r>
+      <w:r>
+        <w:t xml:space="preserve"> </w:t>
+      </w:r>
+      <w:r>
+        <w:t xml:space="preserve">for</w:t>
+      </w:r>
+      <w:r>
+        <w:t xml:space="preserve"> </w:t>
+      </w:r>
+      <w:r>
+        <w:t xml:space="preserve">Appellant</w:t>
+      </w:r>
+    </w:p>
+    <w:p>
+      <w:pPr>
+        <w:pStyle w:val="TexSingle"/>
+        <w:spacing w:before="440" w:after="0" w:line="322" w:lineRule="exact"/>
+        <w:jc w:val="center"/>
+      </w:pPr>
+      <w:r>
+        <w:rPr>
+          <w:b/>
+          <w:bCs/>
+        </w:rPr>
+        <w:t xml:space="preserve">ORAL ARGUMENT REQUESTED</w:t>
+      </w:r>
+    </w:p>
+    <w:p>
+      <w:pPr>
+        <w:pStyle w:val="TexSingle"/>
+        <w:spacing w:before="0" w:after="0" w:line="322" w:lineRule="exact"/>
+        <w:jc w:val="center"/>
+      </w:pPr>
+      <w:r>
+        <w:rPr>
+          <w:b/>
+          <w:bCs/>
+        </w:rPr>
+        <w:t xml:space="preserve">ACCELERATED APPEAL</w:t>
+      </w:r>
+    </w:p>
+    <w:p>
+      <w:pPr>
+        <w:pStyle w:val="TexHead1"/>
+        <w:pageBreakBefore/>
+        <w:spacing w:before="0" w:after="240" w:line="322" w:lineRule="exact"/>
+      </w:pPr>
+      <w:r>
+        <w:t xml:space="preserve">Table of Contents</w:t>
+      </w:r>
+    </w:p>
+    <w:p>
+      <w:pPr>
+        <w:pStyle w:val="TexSingle"/>
+        <w:keepLines/>
+        <w:tabs>
+          <w:tab w:val="right" w:leader="dot" w:pos="9360"/>
+        </w:tabs>
+        <w:spacing w:before="280" w:after="0" w:line="322" w:lineRule="exact"/>
+        <w:ind w:left="360" w:right="720" w:hanging="360"/>
+      </w:pPr>
+      <w:r>
+        <w:t xml:space="preserve">Table</w:t>
+      </w:r>
+      <w:r>
+        <w:t xml:space="preserve"> </w:t>
+      </w:r>
+      <w:r>
+        <w:t xml:space="preserve">of</w:t>
+      </w:r>
+      <w:r>
+        <w:t xml:space="preserve"> </w:t>
+      </w:r>
+      <w:r>
+        <w:t xml:space="preserve">Contents</w:t>
+      </w:r>
+      <w:r>
+        <w:t xml:space="preserve">   </w:t>
       </w:r>
       <w:r>
         <w:tab/>
       </w:r>
       <w:r>
-        <w:t>3</w:t>
-      </w:r>
-    </w:p>
-    <w:p>
-      <w:pPr>
-        <w:pStyle w:val="TOC1"/>
-      </w:pPr>
-      <w:r>
-        <w:t xml:space="preserve">Second Reply Issue</w:t>
+        <w:t xml:space="preserve">ii</w:t>
+      </w:r>
+    </w:p>
+    <w:p>
+      <w:pPr>
+        <w:pStyle w:val="TexSingle"/>
+        <w:keepLines/>
+        <w:tabs>
+          <w:tab w:val="right" w:leader="dot" w:pos="9360"/>
+        </w:tabs>
+        <w:spacing w:before="280" w:after="0" w:line="322" w:lineRule="exact"/>
+        <w:ind w:left="360" w:right="720" w:hanging="360"/>
+      </w:pPr>
+      <w:r>
+        <w:t xml:space="preserve">Index</w:t>
+      </w:r>
+      <w:r>
+        <w:t xml:space="preserve"> </w:t>
+      </w:r>
+      <w:r>
+        <w:t xml:space="preserve">of</w:t>
+      </w:r>
+      <w:r>
+        <w:t xml:space="preserve"> </w:t>
+      </w:r>
+      <w:r>
+        <w:t xml:space="preserve">Authorities</w:t>
+      </w:r>
+      <w:r>
+        <w:t xml:space="preserve">   </w:t>
       </w:r>
       <w:r>
         <w:tab/>
       </w:r>
       <w:r>
-        <w:t>5</w:t>
-      </w:r>
-    </w:p>
-    <w:p>
-      <w:pPr>
-        <w:pStyle w:val="TOC1"/>
-      </w:pPr>
-      <w:r>
-        <w:t xml:space="preserve">Conclusion and Prayer</w:t>
+        <w:t xml:space="preserve">iii</w:t>
+      </w:r>
+    </w:p>
+    <w:p>
+      <w:pPr>
+        <w:pStyle w:val="TexSingle"/>
+        <w:keepLines/>
+        <w:tabs>
+          <w:tab w:val="right" w:leader="dot" w:pos="9360"/>
+        </w:tabs>
+        <w:spacing w:before="280" w:after="0" w:line="322" w:lineRule="exact"/>
+        <w:ind w:left="360" w:right="720" w:hanging="360"/>
+      </w:pPr>
+      <w:r>
+        <w:t xml:space="preserve">First</w:t>
+      </w:r>
+      <w:r>
+        <w:t xml:space="preserve"> </w:t>
+      </w:r>
+      <w:r>
+        <w:t xml:space="preserve">Reply</w:t>
+      </w:r>
+      <w:r>
+        <w:t xml:space="preserve"> </w:t>
+      </w:r>
+      <w:r>
+        <w:t xml:space="preserve">Issue</w:t>
+      </w:r>
+      <w:r>
+        <w:t xml:space="preserve">   </w:t>
       </w:r>
       <w:r>
         <w:tab/>
       </w:r>
       <w:r>
-        <w:t>6</w:t>
-      </w:r>
-    </w:p>
-    <w:p>
-      <w:pPr>
-        <w:pStyle w:val="TOC1"/>
-      </w:pPr>
-      <w:r>
-        <w:t xml:space="preserve">Certificate of Compliance</w:t>
+        <w:t xml:space="preserve">1</w:t>
+      </w:r>
+    </w:p>
+    <w:p>
+      <w:pPr>
+        <w:pStyle w:val="TexSingle"/>
+        <w:keepLines/>
+        <w:tabs>
+          <w:tab w:val="right" w:leader="dot" w:pos="9360"/>
+        </w:tabs>
+        <w:spacing w:before="280" w:after="0" w:line="322" w:lineRule="exact"/>
+        <w:ind w:left="360" w:right="720" w:hanging="360"/>
+      </w:pPr>
+      <w:r>
+        <w:t xml:space="preserve">Second</w:t>
+      </w:r>
+      <w:r>
+        <w:t xml:space="preserve"> </w:t>
+      </w:r>
+      <w:r>
+        <w:t xml:space="preserve">Reply</w:t>
+      </w:r>
+      <w:r>
+        <w:t xml:space="preserve"> </w:t>
+      </w:r>
+      <w:r>
+        <w:t xml:space="preserve">Issue</w:t>
+      </w:r>
+      <w:r>
+        <w:t xml:space="preserve">   </w:t>
       </w:r>
       <w:r>
         <w:tab/>
       </w:r>
       <w:r>
-        <w:t>7</w:t>
-      </w:r>
-    </w:p>
-    <w:p>
-      <w:pPr>
-        <w:pStyle w:val="TOC1"/>
-      </w:pPr>
-      <w:r>
-        <w:t xml:space="preserve">Certificate of Service</w:t>
+        <w:t xml:space="preserve">3</w:t>
+      </w:r>
+    </w:p>
+    <w:p>
+      <w:pPr>
+        <w:pStyle w:val="TexSingle"/>
+        <w:keepLines/>
+        <w:tabs>
+          <w:tab w:val="right" w:leader="dot" w:pos="9360"/>
+        </w:tabs>
+        <w:spacing w:before="280" w:after="0" w:line="322" w:lineRule="exact"/>
+        <w:ind w:left="360" w:right="720" w:hanging="360"/>
+      </w:pPr>
+      <w:r>
+        <w:t xml:space="preserve">Conclusion</w:t>
+      </w:r>
+      <w:r>
+        <w:t xml:space="preserve"> </w:t>
+      </w:r>
+      <w:r>
+        <w:t xml:space="preserve">and</w:t>
+      </w:r>
+      <w:r>
+        <w:t xml:space="preserve"> </w:t>
+      </w:r>
+      <w:r>
+        <w:t xml:space="preserve">Prayer</w:t>
+      </w:r>
+      <w:r>
+        <w:t xml:space="preserve">   </w:t>
       </w:r>
       <w:r>
         <w:tab/>
       </w:r>
       <w:r>
-        <w:t>7</w:t>
-      </w:r>
-      <w:r>
-        <w:fldChar w:fldCharType="end"/>
-      </w:r>
-    </w:p>
-    <w:p>
-      <w:pPr>
-        <w:pStyle w:val="PageBreak"/>
-      </w:pPr>
-    </w:p>
-    <w:p>
-      <w:pPr>
-        <w:pStyle w:val="BodyFlush"/>
-      </w:pPr>
-      <w:r>
-        <w:t xml:space="preserve">To the Honorable Justices of the Fifth Court of Appeals:</w:t>
-      </w:r>
-    </w:p>
-    <w:p>
-      <w:pPr>
-        <w:pStyle w:val="BodyFlush"/>
-      </w:pPr>
-      <w:r>
-        <w:t xml:space="preserve">J.R., Appellant, presents this reply brief.</w:t>
-      </w:r>
-    </w:p>
-    <w:p>
-      <w:pPr>
-        <w:pStyle w:val="Heading1"/>
-      </w:pPr>
-      <w:bookmarkStart w:id="9" w:name="_d4aaee5b6486393695e04048492221dbc58a154"/>
-      <w:r>
-        <w:t xml:space="preserve">First Reply Issue</w:t>
-      </w:r>
-      <w:bookmarkEnd w:id="9"/>
-    </w:p>
-    <w:p>
-      <w:pPr>
-        <w:pStyle w:val="FirstParagraph"/>
-      </w:pPr>
-      <w:r>
-        <w:t xml:space="preserve">The kernel of the dispute between Appellant and Appellee is whether § 54.02(h) and</w:t>
-      </w:r>
-      <w:r>
-        <w:t xml:space="preserve"> </w:t>
-      </w:r>
+        <w:t xml:space="preserve">5</w:t>
+      </w:r>
+    </w:p>
+    <w:p>
+      <w:pPr>
+        <w:pStyle w:val="TexSingle"/>
+        <w:keepLines/>
+        <w:tabs>
+          <w:tab w:val="right" w:leader="dot" w:pos="9360"/>
+        </w:tabs>
+        <w:spacing w:before="280" w:after="0" w:line="322" w:lineRule="exact"/>
+        <w:ind w:left="360" w:right="720" w:hanging="360"/>
+      </w:pPr>
+      <w:r>
+        <w:t xml:space="preserve">Certificate</w:t>
+      </w:r>
+      <w:r>
+        <w:t xml:space="preserve"> </w:t>
+      </w:r>
+      <w:r>
+        <w:t xml:space="preserve">of</w:t>
+      </w:r>
+      <w:r>
+        <w:t xml:space="preserve"> </w:t>
+      </w:r>
+      <w:r>
+        <w:t xml:space="preserve">Compliance</w:t>
+      </w:r>
+      <w:r>
+        <w:t xml:space="preserve">   </w:t>
+      </w:r>
+      <w:r>
+        <w:tab/>
+      </w:r>
+      <w:r>
+        <w:t xml:space="preserve">7</w:t>
+      </w:r>
+    </w:p>
+    <w:p>
+      <w:pPr>
+        <w:pStyle w:val="TexSingle"/>
+        <w:keepLines/>
+        <w:tabs>
+          <w:tab w:val="right" w:leader="dot" w:pos="9360"/>
+        </w:tabs>
+        <w:spacing w:before="280" w:after="0" w:line="322" w:lineRule="exact"/>
+        <w:ind w:left="360" w:right="720" w:hanging="360"/>
+      </w:pPr>
+      <w:r>
+        <w:t xml:space="preserve">Certificate</w:t>
+      </w:r>
+      <w:r>
+        <w:t xml:space="preserve"> </w:t>
+      </w:r>
+      <w:r>
+        <w:t xml:space="preserve">of</w:t>
+      </w:r>
+      <w:r>
+        <w:t xml:space="preserve"> </w:t>
+      </w:r>
+      <w:r>
+        <w:t xml:space="preserve">Service</w:t>
+      </w:r>
+      <w:r>
+        <w:t xml:space="preserve">   </w:t>
+      </w:r>
+      <w:r>
+        <w:tab/>
+      </w:r>
+      <w:r>
+        <w:t xml:space="preserve">7</w:t>
+      </w:r>
+    </w:p>
+    <w:p>
+      <w:pPr>
+        <w:pStyle w:val="TexHead1"/>
+        <w:pageBreakBefore/>
+        <w:spacing w:before="0" w:after="240" w:line="322" w:lineRule="exact"/>
+      </w:pPr>
+      <w:r>
+        <w:t xml:space="preserve">Index of Authorities</w:t>
+      </w:r>
+    </w:p>
+    <w:p>
+      <w:pPr>
+        <w:pStyle w:val="TexSingle"/>
+        <w:keepNext/>
+        <w:keepLines/>
+        <w:spacing w:before="440" w:after="160" w:line="322" w:lineRule="exact"/>
+      </w:pPr>
+      <w:r>
+        <w:rPr>
+          <w:b/>
+          <w:bCs/>
+        </w:rPr>
+        <w:t xml:space="preserve">CASES</w:t>
+      </w:r>
+    </w:p>
+    <w:p>
+      <w:pPr>
+        <w:pStyle w:val="TexSingle"/>
+        <w:keepLines/>
+        <w:tabs>
+          <w:tab w:val="right" w:leader="dot" w:pos="9360"/>
+        </w:tabs>
+        <w:spacing w:before="160" w:after="0" w:line="322" w:lineRule="exact"/>
+        <w:ind w:left="360" w:right="1120" w:hanging="360"/>
+      </w:pPr>
       <w:r>
         <w:rPr>
           <w:i/>
           <w:iCs/>
         </w:rPr>
-        <w:t xml:space="preserve">Moon</w:t>
-      </w:r>
-      <w:r>
-        <w:t xml:space="preserve"> </w:t>
-      </w:r>
-      <w:r>
-        <w:t xml:space="preserve">require the Juvenile Court to consider both the evidence in favor of waiver of jurisdiction and the evidence against waiver of jurisdiction. The answer is uncomplicated, but requires consideration of the standard of review for factual sufficiency in a civil case.</w:t>
-      </w:r>
-    </w:p>
-    <w:p>
-      <w:pPr>
-        <w:pStyle w:val="BodyText"/>
-      </w:pPr>
-      <w:r>
-        <w:t xml:space="preserve">In a civil case, this Court reviews the factual sufficiency of the evidence under the following standard: “When reviewing the factual sufficiency of the evidence, we consider all of the evidence presented to determine if the Juvenile Court’s findings are so against the great weight and preponderance of the evidence as to be clearly wrong and unjust. But, our review of the sufficiency of the evidence supporting waiver is limited to the facts the Juvenile Court expressly relied on in its transfer order.” (internal citations removed).</w:t>
-      </w:r>
-      <w:r>
-        <w:t xml:space="preserve"> </w:t>
+        <w:t xml:space="preserve">In</w:t>
       </w:r>
       <w:r>
         <w:rPr>
           <w:i/>
           <w:iCs/>
         </w:rPr>
-        <w:t xml:space="preserve">In re D.A.D.</w:t>
-      </w:r>
-      <w:r>
-        <w:t xml:space="preserve">, No. 05-17-00294-CV, 2017 Tex. App. LEXIS 8603, 2017 WL 3976585, at *3 (Tex. App.—Dallas Sept. 11, 2017, pet. denied) (mem. op.) (citing</w:t>
-      </w:r>
-      <w:r>
         <w:t xml:space="preserve"> </w:t>
       </w:r>
       <w:r>
@@ -462,36 +1014,13 @@
           <w:i/>
           <w:iCs/>
         </w:rPr>
-        <w:t xml:space="preserve">Moon v. State</w:t>
-      </w:r>
-      <w:r>
-        <w:t xml:space="preserve">, 451 S.W.3d 28, 50 (Tex. Crim. App. 2014)).</w:t>
-      </w:r>
-    </w:p>
-    <w:p>
-      <w:pPr>
-        <w:pStyle w:val="BodyText"/>
-      </w:pPr>
-      <w:r>
-        <w:t xml:space="preserve">Thus a factual sufficiency review requires a consideration of “all of the evidence presented,” but is limited to “the facts the Juvenile Court expressly relied on for its transfer order.”</w:t>
-      </w:r>
-      <w:r>
-        <w:t xml:space="preserve"> </w:t>
+        <w:t xml:space="preserve">re</w:t>
       </w:r>
       <w:r>
         <w:rPr>
           <w:i/>
           <w:iCs/>
         </w:rPr>
-        <w:t xml:space="preserve">Id.</w:t>
-      </w:r>
-      <w:r>
-        <w:t xml:space="preserve"> </w:t>
-      </w:r>
-      <w:r>
-        <w:t xml:space="preserve">To honor both requirements necessitates that the Juvenile Court include a deliberation of the factors that weigh in favor and against certification in the Court’s § 54.02(h) order. If the Juvenile Court does not include the factors that weigh against the certification in the § 54.02(h) order, then the factors that weigh against the certification cannot be considered in a factual sufficiency review.</w:t>
-      </w:r>
-      <w:r>
         <w:t xml:space="preserve"> </w:t>
       </w:r>
       <w:r>
@@ -499,54 +1028,158 @@
           <w:i/>
           <w:iCs/>
         </w:rPr>
-        <w:t xml:space="preserve">Id.</w:t>
-      </w:r>
-      <w:r>
-        <w:t xml:space="preserve">;</w:t>
-      </w:r>
-      <w:r>
-        <w:t xml:space="preserve"> </w:t>
-      </w:r>
+        <w:t xml:space="preserve">D.A.D.</w:t>
+      </w:r>
+      <w:r>
+        <w:t xml:space="preserve">, </w:t>
+      </w:r>
+      <w:r>
+        <w:t xml:space="preserve">No.</w:t>
+      </w:r>
+      <w:r>
+        <w:t xml:space="preserve"> </w:t>
+      </w:r>
+      <w:r>
+        <w:t xml:space="preserve">05</w:t>
+        <w:noBreakHyphen/>
+        <w:t xml:space="preserve">17</w:t>
+        <w:noBreakHyphen/>
+        <w:t xml:space="preserve">00294-CV,</w:t>
+      </w:r>
+      <w:r>
+        <w:t xml:space="preserve"> </w:t>
+      </w:r>
+      <w:r>
+        <w:t xml:space="preserve">2017</w:t>
+      </w:r>
+      <w:r>
+        <w:t xml:space="preserve"> </w:t>
+      </w:r>
+      <w:r>
+        <w:t xml:space="preserve">Tex.</w:t>
+      </w:r>
+      <w:r>
+        <w:t xml:space="preserve"> </w:t>
+      </w:r>
+      <w:r>
+        <w:t xml:space="preserve">App.</w:t>
+      </w:r>
+      <w:r>
+        <w:t xml:space="preserve"> </w:t>
+      </w:r>
+      <w:r>
+        <w:t xml:space="preserve">LEXIS</w:t>
+      </w:r>
+      <w:r>
+        <w:t xml:space="preserve"> </w:t>
+      </w:r>
+      <w:r>
+        <w:t xml:space="preserve">8603,</w:t>
+      </w:r>
+      <w:r>
+        <w:t xml:space="preserve"> </w:t>
+      </w:r>
+      <w:r>
+        <w:t xml:space="preserve">2017</w:t>
+      </w:r>
+      <w:r>
+        <w:t xml:space="preserve"> </w:t>
+      </w:r>
+      <w:r>
+        <w:t xml:space="preserve">WL</w:t>
+      </w:r>
+      <w:r>
+        <w:t xml:space="preserve"> </w:t>
+      </w:r>
+      <w:r>
+        <w:t xml:space="preserve">3976585</w:t>
+      </w:r>
+      <w:r>
+        <w:t xml:space="preserve"> </w:t>
+      </w:r>
+      <w:r>
+        <w:t xml:space="preserve">(Tex.</w:t>
+      </w:r>
+      <w:r>
+        <w:t xml:space="preserve"> </w:t>
+      </w:r>
+      <w:r>
+        <w:t xml:space="preserve">App.—Dallas</w:t>
+      </w:r>
+      <w:r>
+        <w:t xml:space="preserve"> </w:t>
+      </w:r>
+      <w:r>
+        <w:t xml:space="preserve">Sept.</w:t>
+      </w:r>
+      <w:r>
+        <w:t xml:space="preserve"> </w:t>
+      </w:r>
+      <w:r>
+        <w:t xml:space="preserve">11,</w:t>
+      </w:r>
+      <w:r>
+        <w:t xml:space="preserve"> </w:t>
+      </w:r>
+      <w:r>
+        <w:t xml:space="preserve">2017,</w:t>
+      </w:r>
+      <w:r>
+        <w:t xml:space="preserve"> </w:t>
+      </w:r>
+      <w:r>
+        <w:t xml:space="preserve">pet.</w:t>
+      </w:r>
+      <w:r>
+        <w:t xml:space="preserve"> </w:t>
+      </w:r>
+      <w:r>
+        <w:t xml:space="preserve">denied)</w:t>
+      </w:r>
+      <w:r>
+        <w:t xml:space="preserve"> </w:t>
+      </w:r>
+      <w:r>
+        <w:t xml:space="preserve">(mem.</w:t>
+      </w:r>
+      <w:r>
+        <w:t xml:space="preserve"> </w:t>
+      </w:r>
+      <w:r>
+        <w:t xml:space="preserve">op.)</w:t>
+      </w:r>
+      <w:r>
+        <w:t xml:space="preserve">   </w:t>
+      </w:r>
+      <w:r>
+        <w:tab/>
+      </w:r>
+      <w:r>
+        <w:t xml:space="preserve">1</w:t>
+      </w:r>
+    </w:p>
+    <w:p>
+      <w:pPr>
+        <w:pStyle w:val="TexSingle"/>
+        <w:keepLines/>
+        <w:tabs>
+          <w:tab w:val="right" w:leader="dot" w:pos="9360"/>
+        </w:tabs>
+        <w:spacing w:before="160" w:after="0" w:line="322" w:lineRule="exact"/>
+        <w:ind w:left="360" w:right="1120" w:hanging="360"/>
+      </w:pPr>
       <w:r>
         <w:rPr>
           <w:i/>
           <w:iCs/>
         </w:rPr>
-        <w:t xml:space="preserve">Moon v. State</w:t>
-      </w:r>
-      <w:r>
-        <w:t xml:space="preserve">, 451 S.W.3d 28, 50 (Tex. Crim. App. 2014). If the Juvenile Court was not required to include the factors that weighed against certification, and if this Court cannot now review those factors, then there is no meaningful distinction between a factual sufficiency review and a legal sufficiency review.</w:t>
-      </w:r>
-    </w:p>
-    <w:p>
-      <w:pPr>
-        <w:pStyle w:val="BodyFlush"/>
-      </w:pPr>
-      <w:r>
-        <w:t xml:space="preserve">Here the trial court did not include any factors that weighed against certification in its opinion.</w:t>
-      </w:r>
-    </w:p>
-    <w:p>
-      <w:pPr>
-        <w:pStyle w:val="BodyText"/>
-      </w:pPr>
-      <w:r>
-        <w:t xml:space="preserve">At the best, the Juvenile Court’s order included the boilerplate promise that the Court made its decision after “considering all the testimony, diagnostic study, social evaluation, and full investigation.” [CR 97-98]. But this indifferent assurance should not substitute for a deliberate consideration of all of the factors that weigh in favor and against certification. Indeed, in</w:t>
-      </w:r>
-      <w:r>
-        <w:t xml:space="preserve"> </w:t>
+        <w:t xml:space="preserve">Moon</w:t>
       </w:r>
       <w:r>
         <w:rPr>
           <w:i/>
           <w:iCs/>
         </w:rPr>
-        <w:t xml:space="preserve">Moon</w:t>
-      </w:r>
-      <w:r>
-        <w:t xml:space="preserve">, the Court wrote, “[t]he appellate court should not be made to rummage through the record for facts that the Juvenile Court might have found, given the evidence developed at the transfer hearing, but did not include in its written transfer order.” (emphasis original).</w:t>
-      </w:r>
-      <w:r>
         <w:t xml:space="preserve"> </w:t>
       </w:r>
       <w:r>
@@ -554,25 +1187,13 @@
           <w:i/>
           <w:iCs/>
         </w:rPr>
-        <w:t xml:space="preserve">Moon</w:t>
-      </w:r>
-      <w:r>
-        <w:t xml:space="preserve">, 451 S.W.3d at 50. By using the boilerplate promise that the Juvenile Court reached its decision after “considering all the testimony, diagnostic study, social evaluation, and full investigation,” the Juvenile Court disregarded</w:t>
-      </w:r>
-      <w:r>
-        <w:t xml:space="preserve"> </w:t>
+        <w:t xml:space="preserve">v.</w:t>
       </w:r>
       <w:r>
         <w:rPr>
           <w:i/>
           <w:iCs/>
         </w:rPr>
-        <w:t xml:space="preserve">Moon</w:t>
-      </w:r>
-      <w:r>
-        <w:t xml:space="preserve">’s express instruction against requiring the appellate court to “rummage through the record for facts that the Juvenile Court might have found…”</w:t>
-      </w:r>
-      <w:r>
         <w:t xml:space="preserve"> </w:t>
       </w:r>
       <w:r>
@@ -580,7 +1201,169 @@
           <w:i/>
           <w:iCs/>
         </w:rPr>
-        <w:t xml:space="preserve">Id.</w:t>
+        <w:t xml:space="preserve">State</w:t>
+      </w:r>
+      <w:r>
+        <w:t xml:space="preserve">, </w:t>
+      </w:r>
+      <w:r>
+        <w:t xml:space="preserve">451</w:t>
+      </w:r>
+      <w:r>
+        <w:t xml:space="preserve"> </w:t>
+      </w:r>
+      <w:r>
+        <w:t xml:space="preserve">S.W.3d</w:t>
+      </w:r>
+      <w:r>
+        <w:t xml:space="preserve"> </w:t>
+      </w:r>
+      <w:r>
+        <w:t xml:space="preserve">28</w:t>
+      </w:r>
+      <w:r>
+        <w:t xml:space="preserve"> </w:t>
+      </w:r>
+      <w:r>
+        <w:t xml:space="preserve">(Tex.</w:t>
+      </w:r>
+      <w:r>
+        <w:t xml:space="preserve"> </w:t>
+      </w:r>
+      <w:r>
+        <w:t xml:space="preserve">Crim.</w:t>
+      </w:r>
+      <w:r>
+        <w:t xml:space="preserve"> </w:t>
+      </w:r>
+      <w:r>
+        <w:t xml:space="preserve">App.</w:t>
+      </w:r>
+      <w:r>
+        <w:t xml:space="preserve"> </w:t>
+      </w:r>
+      <w:r>
+        <w:t xml:space="preserve">2014)</w:t>
+      </w:r>
+      <w:r>
+        <w:t xml:space="preserve">   </w:t>
+      </w:r>
+      <w:r>
+        <w:tab/>
+      </w:r>
+      <w:r>
+        <w:t xml:space="preserve">1, 2, 3</w:t>
+      </w:r>
+    </w:p>
+    <w:p>
+      <w:pPr>
+        <w:pStyle w:val="TexSingle"/>
+        <w:keepNext/>
+        <w:keepLines/>
+        <w:spacing w:before="440" w:after="160" w:line="322" w:lineRule="exact"/>
+      </w:pPr>
+      <w:r>
+        <w:rPr>
+          <w:b/>
+          <w:bCs/>
+        </w:rPr>
+        <w:t xml:space="preserve">STATUTES</w:t>
+      </w:r>
+    </w:p>
+    <w:p>
+      <w:pPr>
+        <w:pStyle w:val="TexSingle"/>
+        <w:keepLines/>
+        <w:tabs>
+          <w:tab w:val="right" w:leader="dot" w:pos="9360"/>
+        </w:tabs>
+        <w:spacing w:before="160" w:after="0" w:line="322" w:lineRule="exact"/>
+        <w:ind w:left="360" w:right="1260" w:hanging="360"/>
+      </w:pPr>
+      <w:r>
+        <w:t xml:space="preserve">Tex.</w:t>
+      </w:r>
+      <w:r>
+        <w:t xml:space="preserve"> </w:t>
+      </w:r>
+      <w:r>
+        <w:t xml:space="preserve">Fam.</w:t>
+      </w:r>
+      <w:r>
+        <w:t xml:space="preserve"> </w:t>
+      </w:r>
+      <w:r>
+        <w:t xml:space="preserve">Code</w:t>
+      </w:r>
+      <w:r>
+        <w:t xml:space="preserve"> </w:t>
+      </w:r>
+      <w:r>
+        <w:t xml:space="preserve">§</w:t>
+      </w:r>
+      <w:r>
+        <w:t xml:space="preserve"> </w:t>
+      </w:r>
+      <w:r>
+        <w:t xml:space="preserve">54.02(h)</w:t>
+      </w:r>
+      <w:r>
+        <w:t xml:space="preserve">   </w:t>
+      </w:r>
+      <w:r>
+        <w:tab/>
+      </w:r>
+      <w:r>
+        <w:t xml:space="preserve">1, 2, 3, 4, 5</w:t>
+      </w:r>
+    </w:p>
+    <w:p>
+      <w:pPr>
+        <w:spacing w:before="0" w:after="0" w:line="20" w:lineRule="exact"/>
+        <w:sectPr>
+          <w:footerReference w:type="default" r:id="rIdRomanFtr"/>
+          <w:footerReference w:type="first" r:id="rIdFtrNone"/>
+          <w:pgSz w:w="12240" w:h="15840"/>
+          <w:pgMar w:top="1440" w:right="1440" w:bottom="1440" w:left="1440" w:header="720" w:footer="720" w:gutter="0"/>
+          <w:pgNumType w:fmt="lowerRoman" w:start="1"/>
+          <w:titlePg/>
+        </w:sectPr>
+      </w:pPr>
+    </w:p>
+    <w:p>
+      <w:pPr>
+        <w:pStyle w:val="BodyLead"/>
+      </w:pPr>
+      <w:r>
+        <w:t xml:space="preserve">To the Honorable Justices of the Fifth Court of Appeals:</w:t>
+      </w:r>
+    </w:p>
+    <w:p>
+      <w:pPr>
+        <w:pStyle w:val="BodyFlush"/>
+      </w:pPr>
+      <w:r>
+        <w:t xml:space="preserve">J.R., Appellant, presents this reply brief.</w:t>
+      </w:r>
+    </w:p>
+    <w:p>
+      <w:pPr>
+        <w:pStyle w:val="TexHead1"/>
+      </w:pPr>
+      <w:r>
+        <w:t xml:space="preserve">First</w:t>
+      </w:r>
+      <w:r>
+        <w:t xml:space="preserve"> </w:t>
+      </w:r>
+      <w:r>
+        <w:t xml:space="preserve">Reply</w:t>
+      </w:r>
+      <w:r>
+        <w:t xml:space="preserve"> </w:t>
+      </w:r>
+      <w:r>
+        <w:t xml:space="preserve">Issue</w:t>
       </w:r>
     </w:p>
     <w:p>
@@ -588,25 +1371,7 @@
         <w:pStyle w:val="BodyText"/>
       </w:pPr>
       <w:r>
-        <w:t xml:space="preserve">For these reasons, the § 54.02(h) order must include the factors that weigh against certification. Here the order did not include the factors that weight against certification and therefore was deficient.</w:t>
-      </w:r>
-    </w:p>
-    <w:p>
-      <w:pPr>
-        <w:pStyle w:val="Heading1"/>
-      </w:pPr>
-      <w:bookmarkStart w:id="10" w:name="_b5021e93c7bb72986d6b4a0a35eefa14b9a81c4"/>
-      <w:r>
-        <w:t xml:space="preserve">Second Reply Issue</w:t>
-      </w:r>
-      <w:bookmarkEnd w:id="10"/>
-    </w:p>
-    <w:p>
-      <w:pPr>
-        <w:pStyle w:val="FirstParagraph"/>
-      </w:pPr>
-      <w:r>
-        <w:t xml:space="preserve">As a preliminary matter it is unsettled whether this Court can look to the record as a whole for evidence that would weigh against certification.</w:t>
+        <w:t xml:space="preserve">The kernel of the dispute between Appellant and Appellee is whether § 54.02(h) and</w:t>
       </w:r>
       <w:r>
         <w:t xml:space="preserve"> </w:t>
@@ -622,7 +1387,15 @@
         <w:t xml:space="preserve"> </w:t>
       </w:r>
       <w:r>
-        <w:t xml:space="preserve">was clear that the review should be limited to the face of the § 54.02(h) order.</w:t>
+        <w:t xml:space="preserve">require the Juvenile Court to consider both the evidence in favor of waiver of jurisdiction and the evidence against waiver of jurisdiction. The answer is uncomplicated, but requires consideration of the standard of review for factual sufficiency in a civil case.</w:t>
+      </w:r>
+    </w:p>
+    <w:p>
+      <w:pPr>
+        <w:pStyle w:val="BodyText"/>
+      </w:pPr>
+      <w:r>
+        <w:t xml:space="preserve">In a civil case, this Court reviews the factual sufficiency of the evidence under the following standard: “When reviewing the factual sufficiency of the evidence, we consider all of the evidence presented to determine if the Juvenile Court’s findings are so against the great weight and preponderance of the evidence as to be clearly wrong and unjust. But, our review of the sufficiency of the evidence supporting waiver is limited to the facts the Juvenile Court expressly relied on in its transfer order.” (internal citations removed).</w:t>
       </w:r>
       <w:r>
         <w:t xml:space="preserve"> </w:t>
@@ -632,13 +1405,22 @@
           <w:i/>
           <w:iCs/>
         </w:rPr>
-        <w:t xml:space="preserve">Id.</w:t>
-      </w:r>
-      <w:r>
-        <w:t xml:space="preserve"> </w:t>
-      </w:r>
-      <w:r>
-        <w:t xml:space="preserve">at 49-50. The problem for this Court, however, is that the § 54.02(h) order is deficient. The deficient order flagrantly leaves out all of the evidence that weighed against certification. And</w:t>
+        <w:t xml:space="preserve">In re D.A.D.</w:t>
+      </w:r>
+      <w:r>
+        <w:t xml:space="preserve">, No. 05</w:t>
+      </w:r>
+      <w:r>
+        <w:noBreakHyphen/>
+      </w:r>
+      <w:r>
+        <w:t xml:space="preserve">17</w:t>
+      </w:r>
+      <w:r>
+        <w:noBreakHyphen/>
+      </w:r>
+      <w:r>
+        <w:t xml:space="preserve">00294-CV, 2017 Tex. App. LEXIS 8603, 2017 WL 3976585, at *3 (Tex. App.—Dallas Sept. 11, 2017, pet. denied) (mem. op.) (citing</w:t>
       </w:r>
       <w:r>
         <w:t xml:space="preserve"> </w:t>
@@ -648,13 +1430,18 @@
           <w:i/>
           <w:iCs/>
         </w:rPr>
-        <w:t xml:space="preserve">Moon</w:t>
-      </w:r>
-      <w:r>
-        <w:t xml:space="preserve"> </w:t>
-      </w:r>
-      <w:r>
-        <w:t xml:space="preserve">limits a sufficiency review to the text of the § 54.02(h) order. If the Court relies on the boilerplate promise that the Juvenile Court reached its decision after “considering all the testimony, diagnostic study, social evaluation, and full investigation,” then the Juvenile Court disregarded</w:t>
+        <w:t xml:space="preserve">Moon v. State</w:t>
+      </w:r>
+      <w:r>
+        <w:t xml:space="preserve">, 451 S.W.3d 28, 50 (Tex. Crim. App. 2014)).</w:t>
+      </w:r>
+    </w:p>
+    <w:p>
+      <w:pPr>
+        <w:pStyle w:val="BodyText"/>
+      </w:pPr>
+      <w:r>
+        <w:t xml:space="preserve">Thus a factual sufficiency review requires a consideration of “all of the evidence presented,” but is limited to “the facts the Juvenile Court expressly relied on for its transfer order.”</w:t>
       </w:r>
       <w:r>
         <w:t xml:space="preserve"> </w:t>
@@ -664,10 +1451,13 @@
           <w:i/>
           <w:iCs/>
         </w:rPr>
-        <w:t xml:space="preserve">Moon</w:t>
-      </w:r>
-      <w:r>
-        <w:t xml:space="preserve">’s express instruction against requiring the appellate court to “rummage through the record for facts that the Juvenile Court might have found…”</w:t>
+        <w:t xml:space="preserve">Id.</w:t>
+      </w:r>
+      <w:r>
+        <w:t xml:space="preserve"> </w:t>
+      </w:r>
+      <w:r>
+        <w:t xml:space="preserve">To honor both requirements necessitates that the Juvenile Court include a deliberation of the factors that weigh in favor and against certification in the Court’s § 54.02(h) order. If the Juvenile Court does not include the factors that weigh against the certification in the § 54.02(h) order, then the factors that weigh against the certification cannot be considered in a factual sufficiency review.</w:t>
       </w:r>
       <w:r>
         <w:t xml:space="preserve"> </w:t>
@@ -679,59 +1469,8 @@
         </w:rPr>
         <w:t xml:space="preserve">Id.</w:t>
       </w:r>
-    </w:p>
-    <w:p>
-      <w:pPr>
-        <w:pStyle w:val="BodyText"/>
-      </w:pPr>
-      <w:r>
-        <w:t xml:space="preserve">But if this Court finds that it can rummage through the record, then the record overwhelmingly supports the conclusion that Appellant should not have been certified.</w:t>
-      </w:r>
-    </w:p>
-    <w:p>
-      <w:pPr>
-        <w:pStyle w:val="BodyText"/>
-      </w:pPr>
-      <w:r>
-        <w:t xml:space="preserve">[The paragraph summarizing the evidence of the Appellant’s intellectual, medical, and educational history is omitted from this transcription.]</w:t>
-      </w:r>
-    </w:p>
-    <w:p>
-      <w:pPr>
-        <w:pStyle w:val="BodyText"/>
-      </w:pPr>
-      <w:r>
-        <w:t xml:space="preserve">Finally, the trial court abused its discretion by finding that the sophistication prong supported a finding that the Juvenile Court should waive its jurisdiction. Arguably, the sophistication prong is the most important prong and the factor that most distinguishes a criminal act by a juvenile and a criminal act by an adult. By misapplying the factor, the Juvenile Court abused its discretion and reversal is warranted.</w:t>
-      </w:r>
-    </w:p>
-    <w:p>
-      <w:pPr>
-        <w:pStyle w:val="Heading1"/>
-      </w:pPr>
-      <w:bookmarkStart w:id="11" w:name="_88fe2e08205ca0e28dbf6fe100676b06b110910"/>
-      <w:r>
-        <w:t xml:space="preserve">Conclusion and Prayer</w:t>
-      </w:r>
-      <w:bookmarkEnd w:id="11"/>
-    </w:p>
-    <w:p>
-      <w:pPr>
-        <w:pStyle w:val="BodyFlush"/>
-      </w:pPr>
-      <w:r>
-        <w:t xml:space="preserve">J.R. asks this Court to:</w:t>
-      </w:r>
-    </w:p>
-    <w:p>
-      <w:pPr>
-        <w:pStyle w:val="Compact"/>
-        <w:numPr>
-          <w:ilvl w:val="0"/>
-          <w:numId w:val="1001"/>
-        </w:numPr>
-      </w:pPr>
-      <w:r>
-        <w:t xml:space="preserve">Find that the trial court abused its discretion and failed to honor either § 54.02 or</w:t>
+      <w:r>
+        <w:t xml:space="preserve">;</w:t>
       </w:r>
       <w:r>
         <w:t xml:space="preserve"> </w:t>
@@ -741,171 +1480,1652 @@
           <w:i/>
           <w:iCs/>
         </w:rPr>
+        <w:t xml:space="preserve">Moon v. State</w:t>
+      </w:r>
+      <w:r>
+        <w:t xml:space="preserve">, 451 S.W.3d 28, 50 (Tex. Crim. App. 2014). If the Juvenile Court was not required to include the factors that weighed against certification, and if this Court cannot now review those factors, then there is no meaningful distinction between a factual sufficiency review and a legal sufficiency review.</w:t>
+      </w:r>
+    </w:p>
+    <w:p>
+      <w:pPr>
+        <w:pStyle w:val="BodyText"/>
+      </w:pPr>
+      <w:r>
+        <w:t xml:space="preserve">Here the trial court did not include any factors that weighed against certification in its opinion.</w:t>
+      </w:r>
+    </w:p>
+    <w:p>
+      <w:pPr>
+        <w:pStyle w:val="BodyText"/>
+      </w:pPr>
+      <w:r>
+        <w:t xml:space="preserve">At the best, the Juvenile Court’s order included the boilerplate promise that the Court made its decision after “considering all the testimony, diagnostic study, social evaluation, and full investigation.” [CR 97</w:t>
+      </w:r>
+      <w:r>
+        <w:noBreakHyphen/>
+      </w:r>
+      <w:r>
+        <w:t xml:space="preserve">98]. But this indifferent assurance should not substitute for a deliberate consideration of all of the factors that weigh in favor and against certification. Indeed, in</w:t>
+      </w:r>
+      <w:r>
+        <w:t xml:space="preserve"> </w:t>
+      </w:r>
+      <w:r>
+        <w:rPr>
+          <w:i/>
+          <w:iCs/>
+        </w:rPr>
         <w:t xml:space="preserve">Moon</w:t>
       </w:r>
       <w:r>
-        <w:t xml:space="preserve"> </w:t>
-      </w:r>
-      <w:r>
-        <w:t xml:space="preserve">and their requirement that the Juvenile Court explain its deliberative process in a § 54.02(h) opinion;</w:t>
-      </w:r>
-    </w:p>
-    <w:p>
-      <w:pPr>
-        <w:pStyle w:val="Compact"/>
-        <w:numPr>
-          <w:ilvl w:val="0"/>
-          <w:numId w:val="1001"/>
-        </w:numPr>
-      </w:pPr>
+        <w:t xml:space="preserve">, the Court wrote, “[t]he appellate court should not be made to rummage through the record for facts that the Juvenile Court might have found, given the evidence developed at the transfer hearing, but did not include in its written transfer order.” (emphasis original).</w:t>
+      </w:r>
+      <w:r>
+        <w:t xml:space="preserve"> </w:t>
+      </w:r>
+      <w:r>
+        <w:rPr>
+          <w:i/>
+          <w:iCs/>
+        </w:rPr>
+        <w:t xml:space="preserve">Moon</w:t>
+      </w:r>
+      <w:r>
+        <w:t xml:space="preserve">, 451 S.W.3d at 50. By using the boilerplate promise that the Juvenile Court reached its decision after “considering all the testimony, diagnostic study, social evaluation, and full investigation,” the Juvenile Court disregarded</w:t>
+      </w:r>
+      <w:r>
+        <w:t xml:space="preserve"> </w:t>
+      </w:r>
+      <w:r>
+        <w:rPr>
+          <w:i/>
+          <w:iCs/>
+        </w:rPr>
+        <w:t xml:space="preserve">Moon</w:t>
+      </w:r>
+      <w:r>
+        <w:t xml:space="preserve">’s express instruction against requiring the appellate court to “rummage through the record for facts that the Juvenile Court might have found…”</w:t>
+      </w:r>
+      <w:r>
+        <w:t xml:space="preserve"> </w:t>
+      </w:r>
+      <w:r>
+        <w:rPr>
+          <w:i/>
+          <w:iCs/>
+        </w:rPr>
+        <w:t xml:space="preserve">Id.</w:t>
+      </w:r>
+    </w:p>
+    <w:p>
+      <w:pPr>
+        <w:pStyle w:val="BodyText"/>
+      </w:pPr>
+      <w:r>
+        <w:t xml:space="preserve">For these reasons, the § 54.02(h) order must include the factors that weigh against certification. Here the order did not include the factors that weight against certification and therefore was deficient.</w:t>
+      </w:r>
+    </w:p>
+    <w:p>
+      <w:pPr>
+        <w:pStyle w:val="TexHead1"/>
+      </w:pPr>
+      <w:r>
+        <w:t xml:space="preserve">Second</w:t>
+      </w:r>
+      <w:r>
+        <w:t xml:space="preserve"> </w:t>
+      </w:r>
+      <w:r>
+        <w:t xml:space="preserve">Reply</w:t>
+      </w:r>
+      <w:r>
+        <w:t xml:space="preserve"> </w:t>
+      </w:r>
+      <w:r>
+        <w:t xml:space="preserve">Issue</w:t>
+      </w:r>
+    </w:p>
+    <w:p>
+      <w:pPr>
+        <w:pStyle w:val="BodyText"/>
+      </w:pPr>
+      <w:r>
+        <w:t xml:space="preserve">As a preliminary matter it is unsettled whether this Court can look to the record as a whole for evidence that would weigh against certification.</w:t>
+      </w:r>
+      <w:r>
+        <w:t xml:space="preserve"> </w:t>
+      </w:r>
+      <w:r>
+        <w:rPr>
+          <w:i/>
+          <w:iCs/>
+        </w:rPr>
+        <w:t xml:space="preserve">Moon</w:t>
+      </w:r>
+      <w:r>
+        <w:t xml:space="preserve"> </w:t>
+      </w:r>
+      <w:r>
+        <w:t xml:space="preserve">was clear that the review should be limited to the face of the § 54.02(h) order.</w:t>
+      </w:r>
+      <w:r>
+        <w:t xml:space="preserve"> </w:t>
+      </w:r>
+      <w:r>
+        <w:rPr>
+          <w:i/>
+          <w:iCs/>
+        </w:rPr>
+        <w:t xml:space="preserve">Id.</w:t>
+      </w:r>
+      <w:r>
+        <w:t xml:space="preserve"> </w:t>
+      </w:r>
+      <w:r>
+        <w:t xml:space="preserve">at 49</w:t>
+      </w:r>
+      <w:r>
+        <w:noBreakHyphen/>
+      </w:r>
+      <w:r>
+        <w:t xml:space="preserve">50.</w:t>
+      </w:r>
+    </w:p>
+    <w:p>
+      <w:pPr>
+        <w:pStyle w:val="BodyText"/>
+      </w:pPr>
+      <w:r>
+        <w:t xml:space="preserve">The problem for this Court, however, is that the § 54.02(h) order is deficient. The deficient order flagrantly leaves out all of the evidence that weighed against certification. And</w:t>
+      </w:r>
+      <w:r>
+        <w:t xml:space="preserve"> </w:t>
+      </w:r>
+      <w:r>
+        <w:rPr>
+          <w:i/>
+          <w:iCs/>
+        </w:rPr>
+        <w:t xml:space="preserve">Moon</w:t>
+      </w:r>
+      <w:r>
+        <w:t xml:space="preserve"> </w:t>
+      </w:r>
+      <w:r>
+        <w:t xml:space="preserve">limits a sufficiency review to the text of the § 54.02(h) order. If the Court relies on the boilerplate promise that the Juvenile Court reached its decision after “considering all the testimony, diagnostic study, social evaluation, and full investigation,” then the Juvenile Court disregarded</w:t>
+      </w:r>
+      <w:r>
+        <w:t xml:space="preserve"> </w:t>
+      </w:r>
+      <w:r>
+        <w:rPr>
+          <w:i/>
+          <w:iCs/>
+        </w:rPr>
+        <w:t xml:space="preserve">Moon</w:t>
+      </w:r>
+      <w:r>
+        <w:t xml:space="preserve">’s express instruction against requiring the appellate court to “rummage through the record for facts that the Juvenile Court might have found…”</w:t>
+      </w:r>
+      <w:r>
+        <w:t xml:space="preserve"> </w:t>
+      </w:r>
+      <w:r>
+        <w:rPr>
+          <w:i/>
+          <w:iCs/>
+        </w:rPr>
+        <w:t xml:space="preserve">Id.</w:t>
+      </w:r>
+    </w:p>
+    <w:p>
+      <w:pPr>
+        <w:pStyle w:val="BodyText"/>
+      </w:pPr>
+      <w:r>
+        <w:t xml:space="preserve">But if this Court finds that it can rummage through the record, then the record overwhelmingly supports the conclusion that Appellant should not have been certified.</w:t>
+      </w:r>
+    </w:p>
+    <w:p>
+      <w:pPr>
+        <w:pStyle w:val="BodyText"/>
+      </w:pPr>
+      <w:r>
+        <w:t xml:space="preserve">Appellee discounts the evidence that supported the conclusion that Appellant should not have been certified as an adult. But Appellee’s arguments concerning [the appellant’s intellectual, medical, and conduct history, omitted from this transcription] all strongly weighed against a finding that Appellant should be certified as an adult. Indeed the social evaluation (if this Court can consider evidence in the record that is outside of the § 54.02(h) order) found that Appellant “has not demonstrated the ability to live independently of adult supervision” and “is reliant on his mother and grandparents for his basic needs.” All of these factors support a conclusion that Appellant should not have been certified as an adult.</w:t>
+      </w:r>
+    </w:p>
+    <w:p>
+      <w:pPr>
+        <w:pStyle w:val="BodyText"/>
+      </w:pPr>
+      <w:r>
+        <w:t xml:space="preserve">Here, when this Court considers all of the evidence, the evidence conclusively shows a teenaged young man [whose medical history is omitted from this transcription], and with a lack of maturity and sophistication that manifest itself in a lack of impulse control and poor decision-making faculties. But the evidence also established that when J.R. is not given choices and his environment is structured for him that he makes very good decisions and excels. This is the mark of a lack of maturity and sophistication, but the trial court found that J.R. is “excessively” sophisticated and mature. The evidence is factually insufficient to support this finding.</w:t>
+      </w:r>
+    </w:p>
+    <w:p>
+      <w:pPr>
+        <w:pStyle w:val="BodyText"/>
+      </w:pPr>
+      <w:r>
+        <w:t xml:space="preserve">Finally, the trial court abused its discretion by finding that the sophistication prong supported a finding that the Juvenile Court should waive its jurisdiction. Arguably, the sophistication prong is the most important prong and the factor that most distinguishes a criminal act by a juvenile and a criminal act by an adult. By misapplying the factor, the Juvenile Court abused its discretion and reversal is warranted.</w:t>
+      </w:r>
+    </w:p>
+    <w:p>
+      <w:pPr>
+        <w:pStyle w:val="TexHead1"/>
+      </w:pPr>
+      <w:r>
+        <w:t xml:space="preserve">Conclusion</w:t>
+      </w:r>
+      <w:r>
+        <w:t xml:space="preserve"> </w:t>
+      </w:r>
+      <w:r>
+        <w:t xml:space="preserve">and</w:t>
+      </w:r>
+      <w:r>
+        <w:t xml:space="preserve"> </w:t>
+      </w:r>
+      <w:r>
+        <w:t xml:space="preserve">Prayer</w:t>
+      </w:r>
+    </w:p>
+    <w:p>
+      <w:pPr>
+        <w:pStyle w:val="BodyFlushLead"/>
+      </w:pPr>
+      <w:r>
+        <w:t xml:space="preserve">J.R. asks this Court to:</w:t>
+      </w:r>
+    </w:p>
+    <w:p>
+      <w:pPr>
+        <w:pStyle w:val="ListItem"/>
+      </w:pPr>
+      <w:r>
+        <w:t xml:space="preserve">•</w:t>
+      </w:r>
+      <w:r>
+        <w:tab/>
+      </w:r>
+      <w:r>
+        <w:t xml:space="preserve">Find that the trial court abused its discretion and failed to honor either § 54.02 or</w:t>
+      </w:r>
+      <w:r>
+        <w:t xml:space="preserve"> </w:t>
+      </w:r>
+      <w:r>
+        <w:rPr>
+          <w:i/>
+          <w:iCs/>
+        </w:rPr>
+        <w:t xml:space="preserve">Moon</w:t>
+      </w:r>
+      <w:r>
+        <w:t xml:space="preserve"> </w:t>
+      </w:r>
+      <w:r>
+        <w:t xml:space="preserve">and their requirement that the Juvenile Court explain its deliberative process in a § 54.02(h) opinion;</w:t>
+      </w:r>
+    </w:p>
+    <w:p>
+      <w:pPr>
+        <w:pStyle w:val="ListItem"/>
+      </w:pPr>
+      <w:r>
+        <w:t xml:space="preserve">•</w:t>
+      </w:r>
+      <w:r>
+        <w:tab/>
+      </w:r>
       <w:r>
         <w:t xml:space="preserve">Find that the evidence was factually insufficient to support the findings that J.R. was sufficiently mature and sophisticated to certify and that the trial court abused its discretion in certifying J.R.;</w:t>
       </w:r>
     </w:p>
     <w:p>
       <w:pPr>
-        <w:pStyle w:val="Compact"/>
-        <w:numPr>
-          <w:ilvl w:val="0"/>
-          <w:numId w:val="1001"/>
-        </w:numPr>
-      </w:pPr>
+        <w:pStyle w:val="ListItem"/>
+      </w:pPr>
+      <w:r>
+        <w:t xml:space="preserve">•</w:t>
+      </w:r>
+      <w:r>
+        <w:tab/>
+      </w:r>
       <w:r>
         <w:t xml:space="preserve">Vacate the certification order; and,</w:t>
       </w:r>
     </w:p>
     <w:p>
       <w:pPr>
-        <w:pStyle w:val="Compact"/>
-        <w:numPr>
-          <w:ilvl w:val="0"/>
-          <w:numId w:val="1001"/>
-        </w:numPr>
-      </w:pPr>
-      <w:r>
-        <w:t xml:space="preserve">Any for and all other relief to which Appellant might be entitled.</w:t>
+        <w:pStyle w:val="ListItem"/>
+        <w:keepNext/>
+        <w:keepLines/>
+      </w:pPr>
+      <w:r>
+        <w:t xml:space="preserve">•</w:t>
+      </w:r>
+      <w:r>
+        <w:tab/>
+      </w:r>
+      <w:r>
+        <w:t xml:space="preserve">Any</w:t>
+      </w:r>
+      <w:r>
+        <w:t xml:space="preserve"> </w:t>
+      </w:r>
+      <w:r>
+        <w:t xml:space="preserve">and</w:t>
+      </w:r>
+      <w:r>
+        <w:t xml:space="preserve"> </w:t>
+      </w:r>
+      <w:r>
+        <w:t xml:space="preserve">all</w:t>
+      </w:r>
+      <w:r>
+        <w:t xml:space="preserve"> </w:t>
+      </w:r>
+      <w:r>
+        <w:t xml:space="preserve">other</w:t>
+      </w:r>
+      <w:r>
+        <w:t xml:space="preserve"> </w:t>
+      </w:r>
+      <w:r>
+        <w:t xml:space="preserve">relief</w:t>
+      </w:r>
+      <w:r>
+        <w:t xml:space="preserve"> </w:t>
+      </w:r>
+      <w:r>
+        <w:t xml:space="preserve">to</w:t>
+      </w:r>
+      <w:r>
+        <w:t xml:space="preserve"> </w:t>
+      </w:r>
+      <w:r>
+        <w:t xml:space="preserve">which</w:t>
+      </w:r>
+      <w:r>
+        <w:t xml:space="preserve"> </w:t>
+      </w:r>
+      <w:r>
+        <w:t xml:space="preserve">Appellant</w:t>
+      </w:r>
+      <w:r>
+        <w:t xml:space="preserve"> </w:t>
+      </w:r>
+      <w:r>
+        <w:t xml:space="preserve">might</w:t>
+      </w:r>
+      <w:r>
+        <w:t xml:space="preserve"> </w:t>
+      </w:r>
+      <w:r>
+        <w:t xml:space="preserve">be</w:t>
+      </w:r>
+      <w:r>
+        <w:t xml:space="preserve"> </w:t>
+      </w:r>
+      <w:r>
+        <w:t xml:space="preserve">entitled.</w:t>
+      </w:r>
+    </w:p>
+    <w:p>
+      <w:pPr>
+        <w:pStyle w:val="TexSingle"/>
+        <w:keepNext/>
+        <w:keepLines/>
+        <w:spacing w:before="440" w:after="0" w:line="322" w:lineRule="exact"/>
+        <w:ind w:left="4320"/>
+      </w:pPr>
+      <w:r>
+        <w:t xml:space="preserve">Respectfully</w:t>
+      </w:r>
+      <w:r>
+        <w:t xml:space="preserve"> </w:t>
+      </w:r>
+      <w:r>
+        <w:t xml:space="preserve">submitted,</w:t>
+      </w:r>
+    </w:p>
+    <w:p>
+      <w:pPr>
+        <w:pStyle w:val="TexSingle"/>
+        <w:keepNext/>
+        <w:keepLines/>
+        <w:spacing w:before="0" w:after="0" w:line="322" w:lineRule="exact"/>
+        <w:ind w:left="4320"/>
+      </w:pPr>
+    </w:p>
+    <w:p>
+      <w:pPr>
+        <w:pStyle w:val="TexSingle"/>
+        <w:keepNext/>
+        <w:keepLines/>
+        <w:spacing w:before="0" w:after="0" w:line="322" w:lineRule="exact"/>
+        <w:ind w:left="4320"/>
+      </w:pPr>
+      <w:r>
+        <w:t xml:space="preserve">Scott</w:t>
+      </w:r>
+      <w:r>
+        <w:t xml:space="preserve"> </w:t>
+      </w:r>
+      <w:r>
+        <w:t xml:space="preserve">H.</w:t>
+      </w:r>
+      <w:r>
+        <w:t xml:space="preserve"> </w:t>
+      </w:r>
+      <w:r>
+        <w:t xml:space="preserve">Palmer,</w:t>
+      </w:r>
+      <w:r>
+        <w:t xml:space="preserve"> </w:t>
+      </w:r>
+      <w:r>
+        <w:t xml:space="preserve">P.C.</w:t>
+      </w:r>
+    </w:p>
+    <w:p>
+      <w:pPr>
+        <w:pStyle w:val="TexSingle"/>
+        <w:keepNext/>
+        <w:keepLines/>
+        <w:spacing w:before="0" w:after="0" w:line="322" w:lineRule="exact"/>
+        <w:ind w:left="4320"/>
+      </w:pPr>
+    </w:p>
+    <w:p>
+      <w:pPr>
+        <w:pStyle w:val="TexSingle"/>
+        <w:keepNext/>
+        <w:keepLines/>
+        <w:spacing w:before="0" w:after="0" w:line="322" w:lineRule="exact"/>
+        <w:ind w:left="4320"/>
+      </w:pPr>
+      <w:r>
+        <w:t xml:space="preserve">/​s/</w:t>
+      </w:r>
+      <w:r>
+        <w:t xml:space="preserve"> </w:t>
+      </w:r>
+      <w:r>
+        <w:t xml:space="preserve">Niles</w:t>
+      </w:r>
+      <w:r>
+        <w:t xml:space="preserve"> </w:t>
+      </w:r>
+      <w:r>
+        <w:t xml:space="preserve">Illich</w:t>
+      </w:r>
+    </w:p>
+    <w:p>
+      <w:pPr>
+        <w:pStyle w:val="TexSingle"/>
+        <w:keepNext/>
+        <w:keepLines/>
+        <w:spacing w:before="0" w:after="0" w:line="322" w:lineRule="exact"/>
+        <w:ind w:left="4320"/>
+      </w:pPr>
+      <w:r>
+        <w:t xml:space="preserve">Niles</w:t>
+      </w:r>
+      <w:r>
+        <w:t xml:space="preserve"> </w:t>
+      </w:r>
+      <w:r>
+        <w:t xml:space="preserve">Illich</w:t>
+      </w:r>
+    </w:p>
+    <w:p>
+      <w:pPr>
+        <w:pStyle w:val="TexSingle"/>
+        <w:keepNext/>
+        <w:keepLines/>
+        <w:spacing w:before="0" w:after="0" w:line="322" w:lineRule="exact"/>
+        <w:ind w:left="4320"/>
+      </w:pPr>
+      <w:r>
+        <w:t xml:space="preserve">State</w:t>
+      </w:r>
+      <w:r>
+        <w:t xml:space="preserve"> </w:t>
+      </w:r>
+      <w:r>
+        <w:t xml:space="preserve">Bar</w:t>
+      </w:r>
+      <w:r>
+        <w:t xml:space="preserve"> </w:t>
+      </w:r>
+      <w:r>
+        <w:t xml:space="preserve">No.</w:t>
+      </w:r>
+      <w:r>
+        <w:t xml:space="preserve"> </w:t>
+      </w:r>
+      <w:r>
+        <w:t xml:space="preserve">24069969</w:t>
+      </w:r>
+    </w:p>
+    <w:p>
+      <w:pPr>
+        <w:pStyle w:val="TexSingle"/>
+        <w:keepNext/>
+        <w:keepLines/>
+        <w:spacing w:before="0" w:after="0" w:line="322" w:lineRule="exact"/>
+        <w:ind w:left="4320"/>
+      </w:pPr>
+    </w:p>
+    <w:p>
+      <w:pPr>
+        <w:pStyle w:val="TexSingle"/>
+        <w:keepNext/>
+        <w:keepLines/>
+        <w:spacing w:before="0" w:after="0" w:line="322" w:lineRule="exact"/>
+        <w:ind w:left="4320"/>
+      </w:pPr>
+      <w:r>
+        <w:t xml:space="preserve">/​s/</w:t>
+      </w:r>
+      <w:r>
+        <w:t xml:space="preserve"> </w:t>
+      </w:r>
+      <w:r>
+        <w:t xml:space="preserve">Rebekah</w:t>
+      </w:r>
+      <w:r>
+        <w:t xml:space="preserve"> </w:t>
+      </w:r>
+      <w:r>
+        <w:t xml:space="preserve">Perlstein</w:t>
+      </w:r>
+    </w:p>
+    <w:p>
+      <w:pPr>
+        <w:pStyle w:val="TexSingle"/>
+        <w:keepNext/>
+        <w:keepLines/>
+        <w:spacing w:before="0" w:after="0" w:line="322" w:lineRule="exact"/>
+        <w:ind w:left="4320"/>
+      </w:pPr>
+      <w:r>
+        <w:t xml:space="preserve">Rebekah</w:t>
+      </w:r>
+      <w:r>
+        <w:t xml:space="preserve"> </w:t>
+      </w:r>
+      <w:r>
+        <w:t xml:space="preserve">Perlstein</w:t>
+      </w:r>
+    </w:p>
+    <w:p>
+      <w:pPr>
+        <w:pStyle w:val="TexSingle"/>
+        <w:keepNext/>
+        <w:keepLines/>
+        <w:spacing w:before="0" w:after="0" w:line="322" w:lineRule="exact"/>
+        <w:ind w:left="4320"/>
+      </w:pPr>
+      <w:r>
+        <w:t xml:space="preserve">State</w:t>
+      </w:r>
+      <w:r>
+        <w:t xml:space="preserve"> </w:t>
+      </w:r>
+      <w:r>
+        <w:t xml:space="preserve">Bar</w:t>
+      </w:r>
+      <w:r>
+        <w:t xml:space="preserve"> </w:t>
+      </w:r>
+      <w:r>
+        <w:t xml:space="preserve">No.</w:t>
+      </w:r>
+      <w:r>
+        <w:t xml:space="preserve"> </w:t>
+      </w:r>
+      <w:r>
+        <w:t xml:space="preserve">24073080</w:t>
+      </w:r>
+    </w:p>
+    <w:p>
+      <w:pPr>
+        <w:pStyle w:val="TexSingle"/>
+        <w:keepNext/>
+        <w:keepLines/>
+        <w:spacing w:before="0" w:after="0" w:line="322" w:lineRule="exact"/>
+        <w:ind w:left="4320"/>
+      </w:pPr>
+    </w:p>
+    <w:p>
+      <w:pPr>
+        <w:pStyle w:val="TexSingle"/>
+        <w:keepNext/>
+        <w:keepLines/>
+        <w:spacing w:before="0" w:after="0" w:line="322" w:lineRule="exact"/>
+        <w:ind w:left="4320"/>
+      </w:pPr>
+      <w:r>
+        <w:t xml:space="preserve">15455</w:t>
+      </w:r>
+      <w:r>
+        <w:t xml:space="preserve"> </w:t>
+      </w:r>
+      <w:r>
+        <w:t xml:space="preserve">Dallas</w:t>
+      </w:r>
+      <w:r>
+        <w:t xml:space="preserve"> </w:t>
+      </w:r>
+      <w:r>
+        <w:t xml:space="preserve">Parkway,</w:t>
+      </w:r>
+      <w:r>
+        <w:t xml:space="preserve"> </w:t>
+      </w:r>
+      <w:r>
+        <w:t xml:space="preserve">Suite</w:t>
+      </w:r>
+      <w:r>
+        <w:t xml:space="preserve"> </w:t>
+      </w:r>
+      <w:r>
+        <w:t xml:space="preserve">540</w:t>
+      </w:r>
+    </w:p>
+    <w:p>
+      <w:pPr>
+        <w:pStyle w:val="TexSingle"/>
+        <w:keepNext/>
+        <w:keepLines/>
+        <w:spacing w:before="0" w:after="0" w:line="322" w:lineRule="exact"/>
+        <w:ind w:left="4320"/>
+      </w:pPr>
+      <w:r>
+        <w:t xml:space="preserve">Addison,</w:t>
+      </w:r>
+      <w:r>
+        <w:t xml:space="preserve"> </w:t>
+      </w:r>
+      <w:r>
+        <w:t xml:space="preserve">Texas</w:t>
+      </w:r>
+      <w:r>
+        <w:t xml:space="preserve"> </w:t>
+      </w:r>
+      <w:r>
+        <w:t xml:space="preserve">75001</w:t>
+      </w:r>
+    </w:p>
+    <w:p>
+      <w:pPr>
+        <w:pStyle w:val="TexSingle"/>
+        <w:keepNext/>
+        <w:keepLines/>
+        <w:spacing w:before="0" w:after="0" w:line="322" w:lineRule="exact"/>
+        <w:ind w:left="4320"/>
+      </w:pPr>
+      <w:r>
+        <w:t xml:space="preserve">Direct:</w:t>
+      </w:r>
+      <w:r>
+        <w:t xml:space="preserve"> </w:t>
+      </w:r>
+      <w:r>
+        <w:t xml:space="preserve">(972)</w:t>
+      </w:r>
+      <w:r>
+        <w:t xml:space="preserve"> </w:t>
+      </w:r>
+      <w:r>
+        <w:t xml:space="preserve">204</w:t>
+        <w:noBreakHyphen/>
+        <w:t xml:space="preserve">5452</w:t>
+      </w:r>
+    </w:p>
+    <w:p>
+      <w:pPr>
+        <w:pStyle w:val="TexSingle"/>
+        <w:keepNext/>
+        <w:keepLines/>
+        <w:spacing w:before="0" w:after="0" w:line="322" w:lineRule="exact"/>
+        <w:ind w:left="4320"/>
+      </w:pPr>
+      <w:r>
+        <w:t xml:space="preserve">Email:</w:t>
+      </w:r>
+      <w:r>
+        <w:t xml:space="preserve"> </w:t>
+      </w:r>
+      <w:r>
+        <w:t xml:space="preserve">Niles@scottpalmerlaw.com</w:t>
+      </w:r>
+    </w:p>
+    <w:p>
+      <w:pPr>
+        <w:pStyle w:val="TexSingle"/>
+        <w:keepLines/>
+        <w:spacing w:before="0" w:after="0" w:line="322" w:lineRule="exact"/>
+        <w:ind w:left="4320"/>
+      </w:pPr>
+      <w:r>
+        <w:t xml:space="preserve">Counsel</w:t>
+      </w:r>
+      <w:r>
+        <w:t xml:space="preserve"> </w:t>
+      </w:r>
+      <w:r>
+        <w:t xml:space="preserve">for</w:t>
+      </w:r>
+      <w:r>
+        <w:t xml:space="preserve"> </w:t>
+      </w:r>
+      <w:r>
+        <w:t xml:space="preserve">Appellant</w:t>
+      </w:r>
+    </w:p>
+    <w:p>
+      <w:pPr>
+        <w:pStyle w:val="TexHead1"/>
+      </w:pPr>
+      <w:r>
+        <w:t xml:space="preserve">Certificate</w:t>
+      </w:r>
+      <w:r>
+        <w:t xml:space="preserve"> </w:t>
+      </w:r>
+      <w:r>
+        <w:t xml:space="preserve">of</w:t>
+      </w:r>
+      <w:r>
+        <w:t xml:space="preserve"> </w:t>
+      </w:r>
+      <w:r>
+        <w:t xml:space="preserve">Compliance</w:t>
+      </w:r>
+    </w:p>
+    <w:p>
+      <w:pPr>
+        <w:pStyle w:val="BodyText"/>
+        <w:keepNext/>
+        <w:keepLines/>
+      </w:pPr>
+      <w:r>
+        <w:t xml:space="preserve">This</w:t>
+      </w:r>
+      <w:r>
+        <w:t xml:space="preserve"> </w:t>
+      </w:r>
+      <w:r>
+        <w:t xml:space="preserve">is</w:t>
+      </w:r>
+      <w:r>
+        <w:t xml:space="preserve"> </w:t>
+      </w:r>
+      <w:r>
+        <w:t xml:space="preserve">to</w:t>
+      </w:r>
+      <w:r>
+        <w:t xml:space="preserve"> </w:t>
+      </w:r>
+      <w:r>
+        <w:t xml:space="preserve">certify</w:t>
+      </w:r>
+      <w:r>
+        <w:t xml:space="preserve"> </w:t>
+      </w:r>
+      <w:r>
+        <w:t xml:space="preserve">that</w:t>
+      </w:r>
+      <w:r>
+        <w:t xml:space="preserve"> </w:t>
+      </w:r>
+      <w:r>
+        <w:t xml:space="preserve">this</w:t>
+      </w:r>
+      <w:r>
+        <w:t xml:space="preserve"> </w:t>
+      </w:r>
+      <w:r>
+        <w:t xml:space="preserve">brief</w:t>
+      </w:r>
+      <w:r>
+        <w:t xml:space="preserve"> </w:t>
+      </w:r>
+      <w:r>
+        <w:t xml:space="preserve">complies</w:t>
+      </w:r>
+      <w:r>
+        <w:t xml:space="preserve"> </w:t>
+      </w:r>
+      <w:r>
+        <w:t xml:space="preserve">with</w:t>
+      </w:r>
+      <w:r>
+        <w:t xml:space="preserve"> </w:t>
+      </w:r>
+      <w:r>
+        <w:t xml:space="preserve">Rule</w:t>
+      </w:r>
+      <w:r>
+        <w:t xml:space="preserve"> </w:t>
+      </w:r>
+      <w:r>
+        <w:t xml:space="preserve">9.4</w:t>
+      </w:r>
+      <w:r>
+        <w:t xml:space="preserve"> </w:t>
+      </w:r>
+      <w:r>
+        <w:t xml:space="preserve">of</w:t>
+      </w:r>
+      <w:r>
+        <w:t xml:space="preserve"> </w:t>
+      </w:r>
+      <w:r>
+        <w:t xml:space="preserve">the</w:t>
+      </w:r>
+      <w:r>
+        <w:t xml:space="preserve"> </w:t>
+      </w:r>
+      <w:r>
+        <w:t xml:space="preserve">Texas</w:t>
+      </w:r>
+      <w:r>
+        <w:t xml:space="preserve"> </w:t>
+      </w:r>
+      <w:r>
+        <w:t xml:space="preserve">Rules</w:t>
+      </w:r>
+      <w:r>
+        <w:t xml:space="preserve"> </w:t>
+      </w:r>
+      <w:r>
+        <w:t xml:space="preserve">of</w:t>
+      </w:r>
+      <w:r>
+        <w:t xml:space="preserve"> </w:t>
+      </w:r>
+      <w:r>
+        <w:t xml:space="preserve">Appellate</w:t>
+      </w:r>
+      <w:r>
+        <w:t xml:space="preserve"> </w:t>
+      </w:r>
+      <w:r>
+        <w:t xml:space="preserve">Procedure</w:t>
+      </w:r>
+      <w:r>
+        <w:t xml:space="preserve"> </w:t>
+      </w:r>
+      <w:r>
+        <w:t xml:space="preserve">because</w:t>
+      </w:r>
+      <w:r>
+        <w:t xml:space="preserve"> </w:t>
+      </w:r>
+      <w:r>
+        <w:t xml:space="preserve">it</w:t>
+      </w:r>
+      <w:r>
+        <w:t xml:space="preserve"> </w:t>
+      </w:r>
+      <w:r>
+        <w:t xml:space="preserve">is</w:t>
+      </w:r>
+      <w:r>
+        <w:t xml:space="preserve"> </w:t>
+      </w:r>
+      <w:r>
+        <w:t xml:space="preserve">computer</w:t>
+      </w:r>
+      <w:r>
+        <w:t xml:space="preserve"> </w:t>
+      </w:r>
+      <w:r>
+        <w:t xml:space="preserve">generated</w:t>
+      </w:r>
+      <w:r>
+        <w:t xml:space="preserve"> </w:t>
+      </w:r>
+      <w:r>
+        <w:t xml:space="preserve">and</w:t>
+      </w:r>
+      <w:r>
+        <w:t xml:space="preserve"> </w:t>
+      </w:r>
+      <w:r>
+        <w:t xml:space="preserve">contains</w:t>
+      </w:r>
+      <w:r>
+        <w:t xml:space="preserve"> </w:t>
+      </w:r>
+      <w:r>
+        <w:t xml:space="preserve">1077</w:t>
+      </w:r>
+      <w:r>
+        <w:t xml:space="preserve"> </w:t>
+      </w:r>
+      <w:r>
+        <w:t xml:space="preserve">words,</w:t>
+      </w:r>
+      <w:r>
+        <w:t xml:space="preserve"> </w:t>
+      </w:r>
+      <w:r>
+        <w:t xml:space="preserve">excluding</w:t>
+      </w:r>
+      <w:r>
+        <w:t xml:space="preserve"> </w:t>
+      </w:r>
+      <w:r>
+        <w:t xml:space="preserve">the</w:t>
+      </w:r>
+      <w:r>
+        <w:t xml:space="preserve"> </w:t>
+      </w:r>
+      <w:r>
+        <w:t xml:space="preserve">parts</w:t>
+      </w:r>
+      <w:r>
+        <w:t xml:space="preserve"> </w:t>
+      </w:r>
+      <w:r>
+        <w:t xml:space="preserve">of</w:t>
+      </w:r>
+      <w:r>
+        <w:t xml:space="preserve"> </w:t>
+      </w:r>
+      <w:r>
+        <w:t xml:space="preserve">the</w:t>
+      </w:r>
+      <w:r>
+        <w:t xml:space="preserve"> </w:t>
+      </w:r>
+      <w:r>
+        <w:t xml:space="preserve">brief</w:t>
+      </w:r>
+      <w:r>
+        <w:t xml:space="preserve"> </w:t>
+      </w:r>
+      <w:r>
+        <w:t xml:space="preserve">exempted</w:t>
+      </w:r>
+      <w:r>
+        <w:t xml:space="preserve"> </w:t>
+      </w:r>
+      <w:r>
+        <w:t xml:space="preserve">by</w:t>
+      </w:r>
+      <w:r>
+        <w:t xml:space="preserve"> </w:t>
+      </w:r>
+      <w:r>
+        <w:t xml:space="preserve">Rule</w:t>
+      </w:r>
+      <w:r>
+        <w:t xml:space="preserve"> </w:t>
+      </w:r>
+      <w:r>
+        <w:t xml:space="preserve">9.4(i)⁠(1).</w:t>
+      </w:r>
+      <w:r>
+        <w:t xml:space="preserve"> </w:t>
+      </w:r>
+      <w:r>
+        <w:t xml:space="preserve">This</w:t>
+      </w:r>
+      <w:r>
+        <w:t xml:space="preserve"> </w:t>
+      </w:r>
+      <w:r>
+        <w:t xml:space="preserve">brief</w:t>
+      </w:r>
+      <w:r>
+        <w:t xml:space="preserve"> </w:t>
+      </w:r>
+      <w:r>
+        <w:t xml:space="preserve">also</w:t>
+      </w:r>
+      <w:r>
+        <w:t xml:space="preserve"> </w:t>
+      </w:r>
+      <w:r>
+        <w:t xml:space="preserve">complies</w:t>
+      </w:r>
+      <w:r>
+        <w:t xml:space="preserve"> </w:t>
+      </w:r>
+      <w:r>
+        <w:t xml:space="preserve">with</w:t>
+      </w:r>
+      <w:r>
+        <w:t xml:space="preserve"> </w:t>
+      </w:r>
+      <w:r>
+        <w:t xml:space="preserve">the</w:t>
+      </w:r>
+      <w:r>
+        <w:t xml:space="preserve"> </w:t>
+      </w:r>
+      <w:r>
+        <w:t xml:space="preserve">typeface</w:t>
+      </w:r>
+      <w:r>
+        <w:t xml:space="preserve"> </w:t>
+      </w:r>
+      <w:r>
+        <w:t xml:space="preserve">requirements</w:t>
+      </w:r>
+      <w:r>
+        <w:t xml:space="preserve"> </w:t>
+      </w:r>
+      <w:r>
+        <w:t xml:space="preserve">of</w:t>
+      </w:r>
+      <w:r>
+        <w:t xml:space="preserve"> </w:t>
+      </w:r>
+      <w:r>
+        <w:t xml:space="preserve">Rule</w:t>
+      </w:r>
+      <w:r>
+        <w:t xml:space="preserve"> </w:t>
+      </w:r>
+      <w:r>
+        <w:t xml:space="preserve">9.4(e)</w:t>
+      </w:r>
+      <w:r>
+        <w:t xml:space="preserve"> </w:t>
+      </w:r>
+      <w:r>
+        <w:t xml:space="preserve">because</w:t>
+      </w:r>
+      <w:r>
+        <w:t xml:space="preserve"> </w:t>
+      </w:r>
+      <w:r>
+        <w:t xml:space="preserve">it</w:t>
+      </w:r>
+      <w:r>
+        <w:t xml:space="preserve"> </w:t>
+      </w:r>
+      <w:r>
+        <w:t xml:space="preserve">has</w:t>
+      </w:r>
+      <w:r>
+        <w:t xml:space="preserve"> </w:t>
+      </w:r>
+      <w:r>
+        <w:t xml:space="preserve">been</w:t>
+      </w:r>
+      <w:r>
+        <w:t xml:space="preserve"> </w:t>
+      </w:r>
+      <w:r>
+        <w:t xml:space="preserve">prepared</w:t>
+      </w:r>
+      <w:r>
+        <w:t xml:space="preserve"> </w:t>
+      </w:r>
+      <w:r>
+        <w:t xml:space="preserve">in</w:t>
+      </w:r>
+      <w:r>
+        <w:t xml:space="preserve"> </w:t>
+      </w:r>
+      <w:r>
+        <w:t xml:space="preserve">a</w:t>
+      </w:r>
+      <w:r>
+        <w:t xml:space="preserve"> </w:t>
+      </w:r>
+      <w:r>
+        <w:t xml:space="preserve">conventional</w:t>
+      </w:r>
+      <w:r>
+        <w:t xml:space="preserve"> </w:t>
+      </w:r>
+      <w:r>
+        <w:t xml:space="preserve">typeface</w:t>
+      </w:r>
+      <w:r>
+        <w:t xml:space="preserve"> </w:t>
+      </w:r>
+      <w:r>
+        <w:t xml:space="preserve">of</w:t>
+      </w:r>
+      <w:r>
+        <w:t xml:space="preserve"> </w:t>
+      </w:r>
+      <w:r>
+        <w:t xml:space="preserve">14</w:t>
+      </w:r>
+      <w:r>
+        <w:t xml:space="preserve"> </w:t>
+      </w:r>
+      <w:r>
+        <w:t xml:space="preserve">points</w:t>
+      </w:r>
+      <w:r>
+        <w:t xml:space="preserve"> </w:t>
+      </w:r>
+      <w:r>
+        <w:t xml:space="preserve">for</w:t>
+      </w:r>
+      <w:r>
+        <w:t xml:space="preserve"> </w:t>
+      </w:r>
+      <w:r>
+        <w:t xml:space="preserve">the</w:t>
+      </w:r>
+      <w:r>
+        <w:t xml:space="preserve"> </w:t>
+      </w:r>
+      <w:r>
+        <w:t xml:space="preserve">text</w:t>
+      </w:r>
+      <w:r>
+        <w:t xml:space="preserve"> </w:t>
+      </w:r>
+      <w:r>
+        <w:t xml:space="preserve">and</w:t>
+      </w:r>
+      <w:r>
+        <w:t xml:space="preserve"> </w:t>
+      </w:r>
+      <w:r>
+        <w:t xml:space="preserve">12</w:t>
+      </w:r>
+      <w:r>
+        <w:t xml:space="preserve"> </w:t>
+      </w:r>
+      <w:r>
+        <w:t xml:space="preserve">points</w:t>
+      </w:r>
+      <w:r>
+        <w:t xml:space="preserve"> </w:t>
+      </w:r>
+      <w:r>
+        <w:t xml:space="preserve">for</w:t>
+      </w:r>
+      <w:r>
+        <w:t xml:space="preserve"> </w:t>
+      </w:r>
+      <w:r>
+        <w:t xml:space="preserve">the</w:t>
+      </w:r>
+      <w:r>
+        <w:t xml:space="preserve"> </w:t>
+      </w:r>
+      <w:r>
+        <w:t xml:space="preserve">footnotes.</w:t>
+      </w:r>
+    </w:p>
+    <w:p>
+      <w:pPr>
+        <w:pStyle w:val="TexSingle"/>
+        <w:keepNext/>
+        <w:keepLines/>
+        <w:spacing w:before="440" w:after="0" w:line="322" w:lineRule="exact"/>
+        <w:ind w:left="4320"/>
+      </w:pPr>
+      <w:r>
+        <w:t xml:space="preserve">/​s/</w:t>
+      </w:r>
+      <w:r>
+        <w:t xml:space="preserve"> </w:t>
+      </w:r>
+      <w:r>
+        <w:t xml:space="preserve">Niles</w:t>
+      </w:r>
+      <w:r>
+        <w:t xml:space="preserve"> </w:t>
+      </w:r>
+      <w:r>
+        <w:t xml:space="preserve">Illich</w:t>
+      </w:r>
+    </w:p>
+    <w:p>
+      <w:pPr>
+        <w:pStyle w:val="TexSingle"/>
+        <w:keepLines/>
+        <w:spacing w:before="0" w:after="0" w:line="322" w:lineRule="exact"/>
+        <w:ind w:left="4320"/>
+      </w:pPr>
+      <w:r>
+        <w:t xml:space="preserve">Niles</w:t>
+      </w:r>
+      <w:r>
+        <w:t xml:space="preserve"> </w:t>
+      </w:r>
+      <w:r>
+        <w:t xml:space="preserve">Illich</w:t>
+      </w:r>
+    </w:p>
+    <w:p>
+      <w:pPr>
+        <w:pStyle w:val="TexHead1"/>
+      </w:pPr>
+      <w:r>
+        <w:t xml:space="preserve">Certificate</w:t>
+      </w:r>
+      <w:r>
+        <w:t xml:space="preserve"> </w:t>
+      </w:r>
+      <w:r>
+        <w:t xml:space="preserve">of</w:t>
+      </w:r>
+      <w:r>
+        <w:t xml:space="preserve"> </w:t>
+      </w:r>
+      <w:r>
+        <w:t xml:space="preserve">Service</w:t>
+      </w:r>
+    </w:p>
+    <w:p>
+      <w:pPr>
+        <w:pStyle w:val="BodyText"/>
+        <w:keepNext/>
+        <w:keepLines/>
+      </w:pPr>
+      <w:r>
+        <w:t xml:space="preserve">This</w:t>
+      </w:r>
+      <w:r>
+        <w:t xml:space="preserve"> </w:t>
+      </w:r>
+      <w:r>
+        <w:t xml:space="preserve">is</w:t>
+      </w:r>
+      <w:r>
+        <w:t xml:space="preserve"> </w:t>
+      </w:r>
+      <w:r>
+        <w:t xml:space="preserve">to</w:t>
+      </w:r>
+      <w:r>
+        <w:t xml:space="preserve"> </w:t>
+      </w:r>
+      <w:r>
+        <w:t xml:space="preserve">certify</w:t>
+      </w:r>
+      <w:r>
+        <w:t xml:space="preserve"> </w:t>
+      </w:r>
+      <w:r>
+        <w:t xml:space="preserve">that</w:t>
+      </w:r>
+      <w:r>
+        <w:t xml:space="preserve"> </w:t>
+      </w:r>
+      <w:r>
+        <w:t xml:space="preserve">on</w:t>
+      </w:r>
+      <w:r>
+        <w:t xml:space="preserve"> </w:t>
+      </w:r>
+      <w:r>
+        <w:t xml:space="preserve">January</w:t>
+      </w:r>
+      <w:r>
+        <w:t xml:space="preserve"> </w:t>
+      </w:r>
+      <w:r>
+        <w:t xml:space="preserve">12,</w:t>
+      </w:r>
+      <w:r>
+        <w:t xml:space="preserve"> </w:t>
+      </w:r>
+      <w:r>
+        <w:t xml:space="preserve">2021</w:t>
+      </w:r>
+      <w:r>
+        <w:t xml:space="preserve"> </w:t>
+      </w:r>
+      <w:r>
+        <w:t xml:space="preserve">a</w:t>
+      </w:r>
+      <w:r>
+        <w:t xml:space="preserve"> </w:t>
+      </w:r>
+      <w:r>
+        <w:t xml:space="preserve">true</w:t>
+      </w:r>
+      <w:r>
+        <w:t xml:space="preserve"> </w:t>
+      </w:r>
+      <w:r>
+        <w:t xml:space="preserve">and</w:t>
+      </w:r>
+      <w:r>
+        <w:t xml:space="preserve"> </w:t>
+      </w:r>
+      <w:r>
+        <w:t xml:space="preserve">correct</w:t>
+      </w:r>
+      <w:r>
+        <w:t xml:space="preserve"> </w:t>
+      </w:r>
+      <w:r>
+        <w:t xml:space="preserve">copy</w:t>
+      </w:r>
+      <w:r>
+        <w:t xml:space="preserve"> </w:t>
+      </w:r>
+      <w:r>
+        <w:t xml:space="preserve">of</w:t>
+      </w:r>
+      <w:r>
+        <w:t xml:space="preserve"> </w:t>
+      </w:r>
+      <w:r>
+        <w:t xml:space="preserve">this</w:t>
+      </w:r>
+      <w:r>
+        <w:t xml:space="preserve"> </w:t>
+      </w:r>
+      <w:r>
+        <w:t xml:space="preserve">brief</w:t>
+      </w:r>
+      <w:r>
+        <w:t xml:space="preserve"> </w:t>
+      </w:r>
+      <w:r>
+        <w:t xml:space="preserve">was</w:t>
+      </w:r>
+      <w:r>
+        <w:t xml:space="preserve"> </w:t>
+      </w:r>
+      <w:r>
+        <w:t xml:space="preserve">served</w:t>
+      </w:r>
+      <w:r>
+        <w:t xml:space="preserve"> </w:t>
+      </w:r>
+      <w:r>
+        <w:t xml:space="preserve">on</w:t>
+      </w:r>
+      <w:r>
+        <w:t xml:space="preserve"> </w:t>
+      </w:r>
+      <w:r>
+        <w:t xml:space="preserve">lead</w:t>
+      </w:r>
+      <w:r>
+        <w:t xml:space="preserve"> </w:t>
+      </w:r>
+      <w:r>
+        <w:t xml:space="preserve">counsel</w:t>
+      </w:r>
+      <w:r>
+        <w:t xml:space="preserve"> </w:t>
+      </w:r>
+      <w:r>
+        <w:t xml:space="preserve">for</w:t>
+      </w:r>
+      <w:r>
+        <w:t xml:space="preserve"> </w:t>
+      </w:r>
+      <w:r>
+        <w:t xml:space="preserve">all</w:t>
+      </w:r>
+      <w:r>
+        <w:t xml:space="preserve"> </w:t>
+      </w:r>
+      <w:r>
+        <w:t xml:space="preserve">parties</w:t>
+      </w:r>
+      <w:r>
+        <w:t xml:space="preserve"> </w:t>
+      </w:r>
+      <w:r>
+        <w:t xml:space="preserve">in</w:t>
+      </w:r>
+      <w:r>
+        <w:t xml:space="preserve"> </w:t>
+      </w:r>
+      <w:r>
+        <w:t xml:space="preserve">accord</w:t>
+      </w:r>
+      <w:r>
+        <w:t xml:space="preserve"> </w:t>
+      </w:r>
+      <w:r>
+        <w:t xml:space="preserve">with</w:t>
+      </w:r>
+      <w:r>
+        <w:t xml:space="preserve"> </w:t>
+      </w:r>
+      <w:r>
+        <w:t xml:space="preserve">Rule</w:t>
+      </w:r>
+      <w:r>
+        <w:t xml:space="preserve"> </w:t>
+      </w:r>
+      <w:r>
+        <w:t xml:space="preserve">9.5</w:t>
+      </w:r>
+      <w:r>
+        <w:t xml:space="preserve"> </w:t>
+      </w:r>
+      <w:r>
+        <w:t xml:space="preserve">of</w:t>
+      </w:r>
+      <w:r>
+        <w:t xml:space="preserve"> </w:t>
+      </w:r>
+      <w:r>
+        <w:t xml:space="preserve">the</w:t>
+      </w:r>
+      <w:r>
+        <w:t xml:space="preserve"> </w:t>
+      </w:r>
+      <w:r>
+        <w:t xml:space="preserve">Texas</w:t>
+      </w:r>
+      <w:r>
+        <w:t xml:space="preserve"> </w:t>
+      </w:r>
+      <w:r>
+        <w:t xml:space="preserve">Rules</w:t>
+      </w:r>
+      <w:r>
+        <w:t xml:space="preserve"> </w:t>
+      </w:r>
+      <w:r>
+        <w:t xml:space="preserve">of</w:t>
+      </w:r>
+      <w:r>
+        <w:t xml:space="preserve"> </w:t>
+      </w:r>
+      <w:r>
+        <w:t xml:space="preserve">Appellate</w:t>
+      </w:r>
+      <w:r>
+        <w:t xml:space="preserve"> </w:t>
+      </w:r>
+      <w:r>
+        <w:t xml:space="preserve">Procedure.</w:t>
+      </w:r>
+      <w:r>
+        <w:t xml:space="preserve"> </w:t>
+      </w:r>
+      <w:r>
+        <w:t xml:space="preserve">Service</w:t>
+      </w:r>
+      <w:r>
+        <w:t xml:space="preserve"> </w:t>
+      </w:r>
+      <w:r>
+        <w:t xml:space="preserve">was</w:t>
+      </w:r>
+      <w:r>
+        <w:t xml:space="preserve"> </w:t>
+      </w:r>
+      <w:r>
+        <w:t xml:space="preserve">accomplished</w:t>
+      </w:r>
+      <w:r>
+        <w:t xml:space="preserve"> </w:t>
+      </w:r>
+      <w:r>
+        <w:t xml:space="preserve">through</w:t>
+      </w:r>
+      <w:r>
+        <w:t xml:space="preserve"> </w:t>
+      </w:r>
+      <w:r>
+        <w:t xml:space="preserve">the</w:t>
+      </w:r>
+      <w:r>
+        <w:t xml:space="preserve"> </w:t>
+      </w:r>
+      <w:r>
+        <w:t xml:space="preserve">electronic</w:t>
+      </w:r>
+      <w:r>
+        <w:t xml:space="preserve"> </w:t>
+      </w:r>
+      <w:r>
+        <w:t xml:space="preserve">filing</w:t>
+      </w:r>
+      <w:r>
+        <w:t xml:space="preserve"> </w:t>
+      </w:r>
+      <w:r>
+        <w:t xml:space="preserve">manager</w:t>
+      </w:r>
+      <w:r>
+        <w:t xml:space="preserve"> </w:t>
+      </w:r>
+      <w:r>
+        <w:t xml:space="preserve">and</w:t>
+      </w:r>
+      <w:r>
+        <w:t xml:space="preserve"> </w:t>
+      </w:r>
+      <w:r>
+        <w:t xml:space="preserve">electronic</w:t>
+      </w:r>
+      <w:r>
+        <w:t xml:space="preserve"> </w:t>
+      </w:r>
+      <w:r>
+        <w:t xml:space="preserve">mail</w:t>
+      </w:r>
+      <w:r>
+        <w:t xml:space="preserve"> </w:t>
+      </w:r>
+      <w:r>
+        <w:t xml:space="preserve">as</w:t>
+      </w:r>
+      <w:r>
+        <w:t xml:space="preserve"> </w:t>
+      </w:r>
+      <w:r>
+        <w:t xml:space="preserve">follows:</w:t>
       </w:r>
     </w:p>
     <w:p>
       <w:pPr>
         <w:pStyle w:val="BodyFlush"/>
-      </w:pPr>
-      <w:r>
-        <w:t xml:space="preserve">Respectfully Submitted,</w:t>
+        <w:keepNext/>
+        <w:keepLines/>
+      </w:pPr>
+      <w:r>
+        <w:t xml:space="preserve">Jennifer</w:t>
+      </w:r>
+      <w:r>
+        <w:t xml:space="preserve"> </w:t>
+      </w:r>
+      <w:r>
+        <w:t xml:space="preserve">Balido,</w:t>
+      </w:r>
+      <w:r>
+        <w:t xml:space="preserve"> </w:t>
+      </w:r>
+      <w:r>
+        <w:t xml:space="preserve">DCDAappeals@dallascounty.org</w:t>
       </w:r>
     </w:p>
     <w:p>
       <w:pPr>
         <w:pStyle w:val="BodyFlush"/>
-      </w:pPr>
-      <w:r>
-        <w:t xml:space="preserve">Scott H. Palmer, P.C.</w:t>
-      </w:r>
-    </w:p>
-    <w:p>
-      <w:pPr>
-        <w:pStyle w:val="BodyFlush"/>
-      </w:pPr>
-      <w:r>
-        <w:t xml:space="preserve">/s/ Niles Illich</w:t>
-      </w:r>
-      <w:r>
-        <w:br/>
-      </w:r>
-      <w:r>
-        <w:t xml:space="preserve">Niles Illich</w:t>
-      </w:r>
-    </w:p>
-    <w:p>
-      <w:pPr>
-        <w:pStyle w:val="BodyFlush"/>
-      </w:pPr>
-      <w:r>
-        <w:t xml:space="preserve">/s/ Rebekah Perlstein</w:t>
-      </w:r>
-      <w:r>
-        <w:br/>
-      </w:r>
-      <w:r>
-        <w:t xml:space="preserve">Rebekah Perlstein</w:t>
-      </w:r>
-    </w:p>
-    <w:p>
-      <w:pPr>
-        <w:pStyle w:val="BodyFlush"/>
-      </w:pPr>
-      <w:r>
-        <w:t xml:space="preserve">Scott H. Palmer, P.C.</w:t>
-      </w:r>
-      <w:r>
-        <w:br/>
-      </w:r>
-      <w:r>
-        <w:t xml:space="preserve">15455 Dallas Parkway, Suite 540</w:t>
-      </w:r>
-      <w:r>
-        <w:br/>
-      </w:r>
-      <w:r>
-        <w:t xml:space="preserve">Addison, Texas 75001</w:t>
-      </w:r>
-    </w:p>
-    <w:p>
-      <w:pPr>
-        <w:pStyle w:val="Heading1"/>
-      </w:pPr>
-      <w:bookmarkStart w:id="12" w:name="_907ae574b3d35f2ee5138fb77bd25149345ddae"/>
-      <w:r>
-        <w:t xml:space="preserve">Certificate of Compliance</w:t>
-      </w:r>
-      <w:bookmarkEnd w:id="12"/>
-    </w:p>
-    <w:p>
-      <w:pPr>
-        <w:pStyle w:val="FirstParagraph"/>
-      </w:pPr>
-      <w:r>
-        <w:t xml:space="preserve">This is to certify that this brief complies with Rule 9.4 of the Texas Rules of Appellate Procedure because it is computer generated and includes [word count] words as counted by the word count feature of the word-processing program used. [The typeface statement is the filer’s own and is omitted from this transcription.]</w:t>
-      </w:r>
-    </w:p>
-    <w:p>
-      <w:pPr>
-        <w:pStyle w:val="BodyFlush"/>
-      </w:pPr>
-      <w:r>
-        <w:t xml:space="preserve">/s/ Niles Illich</w:t>
-      </w:r>
-      <w:r>
-        <w:br/>
-      </w:r>
-      <w:r>
-        <w:t xml:space="preserve">Niles Illich</w:t>
-      </w:r>
-    </w:p>
-    <w:p>
-      <w:pPr>
-        <w:pStyle w:val="Heading1"/>
-      </w:pPr>
-      <w:bookmarkStart w:id="13" w:name="_c121467334a269ca5206a0aa35bd1350b90187b"/>
-      <w:r>
-        <w:t xml:space="preserve">Certificate of Service</w:t>
-      </w:r>
-      <w:bookmarkEnd w:id="13"/>
-    </w:p>
-    <w:p>
-      <w:pPr>
-        <w:pStyle w:val="FirstParagraph"/>
-      </w:pPr>
-      <w:r>
-        <w:t xml:space="preserve">This is to certify that on January 12, 2021 that a true and correct copy of this brief was served on lead counsel for all parties in accord with Rule 9.5 of the Texas Rules of Appellate Procedure.</w:t>
+        <w:keepNext/>
+        <w:keepLines/>
+      </w:pPr>
+      <w:r>
+        <w:t xml:space="preserve">Jessie</w:t>
+      </w:r>
+      <w:r>
+        <w:t xml:space="preserve"> </w:t>
+      </w:r>
+      <w:r>
+        <w:t xml:space="preserve">R.</w:t>
+      </w:r>
+      <w:r>
+        <w:t xml:space="preserve"> </w:t>
+      </w:r>
+      <w:r>
+        <w:t xml:space="preserve">Allen,</w:t>
+      </w:r>
+      <w:r>
+        <w:t xml:space="preserve"> </w:t>
+      </w:r>
+      <w:r>
+        <w:t xml:space="preserve">Jessie.allen@dallascounty.org</w:t>
+      </w:r>
+    </w:p>
+    <w:p>
+      <w:pPr>
+        <w:pStyle w:val="TexSingle"/>
+        <w:keepNext/>
+        <w:keepLines/>
+        <w:spacing w:before="440" w:after="0" w:line="322" w:lineRule="exact"/>
+        <w:ind w:left="4320"/>
+      </w:pPr>
+      <w:r>
+        <w:t xml:space="preserve">/​s/</w:t>
+      </w:r>
+      <w:r>
+        <w:t xml:space="preserve"> </w:t>
+      </w:r>
+      <w:r>
+        <w:t xml:space="preserve">Niles</w:t>
+      </w:r>
+      <w:r>
+        <w:t xml:space="preserve"> </w:t>
+      </w:r>
+      <w:r>
+        <w:t xml:space="preserve">Illich</w:t>
+      </w:r>
+    </w:p>
+    <w:p>
+      <w:pPr>
+        <w:pStyle w:val="TexSingle"/>
+        <w:keepLines/>
+        <w:spacing w:before="0" w:after="0" w:line="322" w:lineRule="exact"/>
+        <w:ind w:left="4320"/>
+      </w:pPr>
+      <w:r>
+        <w:t xml:space="preserve">Niles</w:t>
+      </w:r>
+      <w:r>
+        <w:t xml:space="preserve"> </w:t>
+      </w:r>
+      <w:r>
+        <w:t xml:space="preserve">Illich</w:t>
       </w:r>
     </w:p>
     <w:sectPr>
-      <w:footerReference w:type="default" r:id="rIdTexappFooter1"/>
-      <w:footerReference w:type="first" r:id="rIdTexappFooter2"/>
+      <w:footerReference w:type="default" r:id="rIdArabicFtr"/>
       <w:pgSz w:w="12240" w:h="15840"/>
       <w:pgMar w:top="1440" w:right="1440" w:bottom="1440" w:left="1440" w:header="720" w:footer="720" w:gutter="0"/>
-      <w:titlePg/>
+      <w:pgNumType w:fmt="decimal" w:start="1"/>
     </w:sectPr>
   </w:body>
 </w:document>
@@ -915,6 +3135,31 @@
 <w:comments xmlns:w="http://schemas.openxmlformats.org/wordprocessingml/2006/main" xmlns:m="http://schemas.openxmlformats.org/officeDocument/2006/math" xmlns:r="http://schemas.openxmlformats.org/officeDocument/2006/relationships" xmlns:o="urn:schemas-microsoft-com:office:office" xmlns:v="urn:schemas-microsoft-com:vml" xmlns:w10="urn:schemas-microsoft-com:office:word" xmlns:a="http://schemas.openxmlformats.org/drawingml/2006/main" xmlns:pic="http://schemas.openxmlformats.org/drawingml/2006/picture" xmlns:wp="http://schemas.openxmlformats.org/drawingml/2006/wordprocessingDrawing"/>
 </file>
 
+<file path=word/footer1.xml><?xml version="1.0" encoding="utf-8"?>
+<w:ftr xmlns:w="http://schemas.openxmlformats.org/wordprocessingml/2006/main" xmlns:r="http://schemas.openxmlformats.org/officeDocument/2006/relationships">
+  <w:p>
+    <w:pPr>
+      <w:jc w:val="center"/>
+    </w:pPr>
+    <w:r>
+      <w:fldChar w:fldCharType="begin"/>
+    </w:r>
+    <w:r>
+      <w:instrText xml:space="preserve"> PAGE </w:instrText>
+    </w:r>
+    <w:r>
+      <w:fldChar w:fldCharType="separate"/>
+    </w:r>
+    <w:r>
+      <w:t>1</w:t>
+    </w:r>
+    <w:r>
+      <w:fldChar w:fldCharType="end"/>
+    </w:r>
+  </w:p>
+</w:ftr>
+</file>
+
 <file path=word/footnotes.xml><?xml version="1.0" encoding="utf-8"?>
 <w:footnotes xmlns:w="http://schemas.openxmlformats.org/wordprocessingml/2006/main" xmlns:m="http://schemas.openxmlformats.org/officeDocument/2006/math" xmlns:r="http://schemas.openxmlformats.org/officeDocument/2006/relationships" xmlns:o="urn:schemas-microsoft-com:office:office" xmlns:v="urn:schemas-microsoft-com:vml" xmlns:w10="urn:schemas-microsoft-com:office:word" xmlns:a="http://schemas.openxmlformats.org/drawingml/2006/main" xmlns:pic="http://schemas.openxmlformats.org/drawingml/2006/picture" xmlns:wp="http://schemas.openxmlformats.org/drawingml/2006/wordprocessingDrawing">
   <w:footnote w:type="continuationSeparator" w:id="0">
@@ -932,6 +3177,126 @@
     </w:p>
   </w:footnote>
 </w:footnotes>
+</file>
+
+<file path=word/ftr-add.xml><?xml version="1.0" encoding="utf-8"?>
+<w:ftr xmlns:w="http://schemas.openxmlformats.org/wordprocessingml/2006/main" xmlns:r="http://schemas.openxmlformats.org/officeDocument/2006/relationships">
+  <w:p>
+    <w:pPr>
+      <w:spacing w:before="0" w:after="0"/>
+      <w:jc w:val="center"/>
+    </w:pPr>
+    <w:r>
+      <w:t>Add-</w:t>
+    </w:r>
+    <w:r>
+      <w:fldChar w:fldCharType="begin"/>
+    </w:r>
+    <w:r>
+      <w:instrText xml:space="preserve"> PAGE </w:instrText>
+    </w:r>
+    <w:r>
+      <w:fldChar w:fldCharType="separate"/>
+    </w:r>
+    <w:r>
+      <w:t>1</w:t>
+    </w:r>
+    <w:r>
+      <w:fldChar w:fldCharType="end"/>
+    </w:r>
+  </w:p>
+</w:ftr>
+</file>
+
+<file path=word/ftr-none.xml><?xml version="1.0" encoding="utf-8"?>
+<w:ftr xmlns:w="http://schemas.openxmlformats.org/wordprocessingml/2006/main" xmlns:r="http://schemas.openxmlformats.org/officeDocument/2006/relationships">
+  <w:p>
+    <w:pPr>
+      <w:spacing w:before="0" w:after="0"/>
+      <w:jc w:val="center"/>
+    </w:pPr>
+  </w:p>
+</w:ftr>
+</file>
+
+<file path=word/ftr-own1.xml><?xml version="1.0" encoding="utf-8"?>
+<w:ftr xmlns:w="http://schemas.openxmlformats.org/wordprocessingml/2006/main" xmlns:r="http://schemas.openxmlformats.org/officeDocument/2006/relationships">
+  <w:p>
+    <w:pPr>
+      <w:spacing w:before="0" w:after="0" w:line="322" w:lineRule="exact"/>
+      <w:ind w:firstLine="0"/>
+      <w:jc w:val="center"/>
+    </w:pPr>
+    <w:r>
+      <w:fldChar w:fldCharType="begin"/>
+    </w:r>
+    <w:r>
+      <w:instrText xml:space="preserve"> PAGE </w:instrText>
+    </w:r>
+    <w:r>
+      <w:fldChar w:fldCharType="separate"/>
+    </w:r>
+    <w:r>
+      <w:t>1</w:t>
+    </w:r>
+    <w:r>
+      <w:fldChar w:fldCharType="end"/>
+    </w:r>
+  </w:p>
+</w:ftr>
+</file>
+
+<file path=word/ftr-own2.xml><?xml version="1.0" encoding="utf-8"?>
+<w:ftr xmlns:w="http://schemas.openxmlformats.org/wordprocessingml/2006/main" xmlns:r="http://schemas.openxmlformats.org/officeDocument/2006/relationships">
+  <w:p>
+    <w:pPr>
+      <w:spacing w:before="0" w:after="0" w:line="322" w:lineRule="exact"/>
+      <w:ind w:firstLine="0"/>
+      <w:jc w:val="center"/>
+    </w:pPr>
+    <w:r>
+      <w:fldChar w:fldCharType="begin"/>
+    </w:r>
+    <w:r>
+      <w:instrText xml:space="preserve"> PAGE </w:instrText>
+    </w:r>
+    <w:r>
+      <w:fldChar w:fldCharType="separate"/>
+    </w:r>
+    <w:r>
+      <w:t>1</w:t>
+    </w:r>
+    <w:r>
+      <w:fldChar w:fldCharType="end"/>
+    </w:r>
+  </w:p>
+</w:ftr>
+</file>
+
+<file path=word/ftr-page.xml><?xml version="1.0" encoding="utf-8"?>
+<w:ftr xmlns:w="http://schemas.openxmlformats.org/wordprocessingml/2006/main" xmlns:r="http://schemas.openxmlformats.org/officeDocument/2006/relationships">
+  <w:p>
+    <w:pPr>
+      <w:spacing w:before="0" w:after="0"/>
+      <w:jc w:val="center"/>
+    </w:pPr>
+    <w:r>
+      <w:fldChar w:fldCharType="begin"/>
+    </w:r>
+    <w:r>
+      <w:instrText xml:space="preserve"> PAGE </w:instrText>
+    </w:r>
+    <w:r>
+      <w:fldChar w:fldCharType="separate"/>
+    </w:r>
+    <w:r>
+      <w:t>1</w:t>
+    </w:r>
+    <w:r>
+      <w:fldChar w:fldCharType="end"/>
+    </w:r>
+  </w:p>
+</w:ftr>
 </file>
 
 <file path=word/numbering.xml><?xml version="1.0" encoding="utf-8"?>
@@ -941,212 +3306,79 @@
     <w:multiLevelType w:val="multilevel"/>
     <w:lvl w:ilvl="0">
       <w:numFmt w:val="bullet"/>
-      <w:lvlText w:val="•"/>
+      <w:lvlText w:val=" "/>
       <w:lvlJc w:val="left"/>
       <w:pPr>
         <w:ind w:left="720" w:hanging="360"/>
       </w:pPr>
-      <w:rPr>
-        <w:rFonts w:ascii="EB Garamond" w:hAnsi="EB Garamond" w:eastAsia="EB Garamond" w:cs="EB Garamond"/>
-      </w:rPr>
     </w:lvl>
     <w:lvl w:ilvl="1">
       <w:numFmt w:val="bullet"/>
-      <w:lvlText w:val="•"/>
+      <w:lvlText w:val=" "/>
       <w:lvlJc w:val="left"/>
       <w:pPr>
         <w:ind w:left="1440" w:hanging="360"/>
       </w:pPr>
-      <w:rPr>
-        <w:rFonts w:ascii="EB Garamond" w:hAnsi="EB Garamond" w:eastAsia="EB Garamond" w:cs="EB Garamond"/>
-      </w:rPr>
     </w:lvl>
     <w:lvl w:ilvl="2">
       <w:numFmt w:val="bullet"/>
-      <w:lvlText w:val="•"/>
+      <w:lvlText w:val=" "/>
       <w:lvlJc w:val="left"/>
       <w:pPr>
         <w:ind w:left="2160" w:hanging="360"/>
       </w:pPr>
-      <w:rPr>
-        <w:rFonts w:ascii="EB Garamond" w:hAnsi="EB Garamond" w:eastAsia="EB Garamond" w:cs="EB Garamond"/>
-      </w:rPr>
     </w:lvl>
     <w:lvl w:ilvl="3">
       <w:numFmt w:val="bullet"/>
-      <w:lvlText w:val="•"/>
+      <w:lvlText w:val=" "/>
       <w:lvlJc w:val="left"/>
       <w:pPr>
         <w:ind w:left="2880" w:hanging="360"/>
       </w:pPr>
-      <w:rPr>
-        <w:rFonts w:ascii="EB Garamond" w:hAnsi="EB Garamond" w:eastAsia="EB Garamond" w:cs="EB Garamond"/>
-      </w:rPr>
     </w:lvl>
     <w:lvl w:ilvl="4">
       <w:numFmt w:val="bullet"/>
-      <w:lvlText w:val="•"/>
+      <w:lvlText w:val=" "/>
       <w:lvlJc w:val="left"/>
       <w:pPr>
         <w:ind w:left="3600" w:hanging="360"/>
       </w:pPr>
-      <w:rPr>
-        <w:rFonts w:ascii="EB Garamond" w:hAnsi="EB Garamond" w:eastAsia="EB Garamond" w:cs="EB Garamond"/>
-      </w:rPr>
     </w:lvl>
     <w:lvl w:ilvl="5">
       <w:numFmt w:val="bullet"/>
-      <w:lvlText w:val="•"/>
+      <w:lvlText w:val=" "/>
       <w:lvlJc w:val="left"/>
       <w:pPr>
         <w:ind w:left="4320" w:hanging="360"/>
       </w:pPr>
-      <w:rPr>
-        <w:rFonts w:ascii="EB Garamond" w:hAnsi="EB Garamond" w:eastAsia="EB Garamond" w:cs="EB Garamond"/>
-      </w:rPr>
     </w:lvl>
     <w:lvl w:ilvl="6">
       <w:numFmt w:val="bullet"/>
-      <w:lvlText w:val="•"/>
+      <w:lvlText w:val=" "/>
       <w:lvlJc w:val="left"/>
       <w:pPr>
         <w:ind w:left="5040" w:hanging="360"/>
       </w:pPr>
-      <w:rPr>
-        <w:rFonts w:ascii="EB Garamond" w:hAnsi="EB Garamond" w:eastAsia="EB Garamond" w:cs="EB Garamond"/>
-      </w:rPr>
     </w:lvl>
     <w:lvl w:ilvl="7">
       <w:numFmt w:val="bullet"/>
-      <w:lvlText w:val="•"/>
+      <w:lvlText w:val=" "/>
       <w:lvlJc w:val="left"/>
       <w:pPr>
         <w:ind w:left="5760" w:hanging="360"/>
       </w:pPr>
-      <w:rPr>
-        <w:rFonts w:ascii="EB Garamond" w:hAnsi="EB Garamond" w:eastAsia="EB Garamond" w:cs="EB Garamond"/>
-      </w:rPr>
     </w:lvl>
     <w:lvl w:ilvl="8">
       <w:numFmt w:val="bullet"/>
-      <w:lvlText w:val="•"/>
+      <w:lvlText w:val=" "/>
       <w:lvlJc w:val="left"/>
       <w:pPr>
         <w:ind w:left="6480" w:hanging="360"/>
       </w:pPr>
-      <w:rPr>
-        <w:rFonts w:ascii="EB Garamond" w:hAnsi="EB Garamond" w:eastAsia="EB Garamond" w:cs="EB Garamond"/>
-      </w:rPr>
-    </w:lvl>
-  </w:abstractNum>
-  <w:abstractNum w:abstractNumId="991">
-    <w:nsid w:val="0000A991"/>
-    <w:multiLevelType w:val="multilevel"/>
-    <w:lvl w:ilvl="0">
-      <w:numFmt w:val="bullet"/>
-      <w:lvlText w:val="•"/>
-      <w:lvlJc w:val="left"/>
-      <w:pPr>
-        <w:ind w:left="720" w:hanging="360"/>
-      </w:pPr>
-      <w:rPr>
-        <w:rFonts w:ascii="Symbol" w:hAnsi="Symbol" w:cs="Symbol" w:hint="default"/>
-      </w:rPr>
-    </w:lvl>
-    <w:lvl w:ilvl="1">
-      <w:numFmt w:val="bullet"/>
-      <w:lvlText w:val="•"/>
-      <w:lvlJc w:val="left"/>
-      <w:pPr>
-        <w:ind w:left="1440" w:hanging="360"/>
-      </w:pPr>
-      <w:rPr>
-        <w:rFonts w:ascii="Courier New" w:hAnsi="Courier New" w:cs="Courier New" w:hint="default"/>
-      </w:rPr>
-    </w:lvl>
-    <w:lvl w:ilvl="2">
-      <w:numFmt w:val="bullet"/>
-      <w:lvlText w:val="•"/>
-      <w:lvlJc w:val="left"/>
-      <w:pPr>
-        <w:ind w:left="2160" w:hanging="360"/>
-      </w:pPr>
-      <w:rPr>
-        <w:rFonts w:ascii="Wingdings" w:hAnsi="Wingdings" w:cs="Wingdings" w:hint="default"/>
-      </w:rPr>
-    </w:lvl>
-    <w:lvl w:ilvl="3">
-      <w:numFmt w:val="bullet"/>
-      <w:lvlText w:val="•"/>
-      <w:lvlJc w:val="left"/>
-      <w:pPr>
-        <w:ind w:left="2880" w:hanging="360"/>
-      </w:pPr>
-      <w:rPr>
-        <w:rFonts w:ascii="Symbol" w:hAnsi="Symbol" w:cs="Symbol" w:hint="default"/>
-      </w:rPr>
-    </w:lvl>
-    <w:lvl w:ilvl="4">
-      <w:numFmt w:val="bullet"/>
-      <w:lvlText w:val="•"/>
-      <w:lvlJc w:val="left"/>
-      <w:pPr>
-        <w:ind w:left="3600" w:hanging="360"/>
-      </w:pPr>
-      <w:rPr>
-        <w:rFonts w:ascii="Courier New" w:hAnsi="Courier New" w:cs="Courier New" w:hint="default"/>
-      </w:rPr>
-    </w:lvl>
-    <w:lvl w:ilvl="5">
-      <w:numFmt w:val="bullet"/>
-      <w:lvlText w:val="•"/>
-      <w:lvlJc w:val="left"/>
-      <w:pPr>
-        <w:ind w:left="4320" w:hanging="360"/>
-      </w:pPr>
-      <w:rPr>
-        <w:rFonts w:ascii="Wingdings" w:hAnsi="Wingdings" w:cs="Wingdings" w:hint="default"/>
-      </w:rPr>
-    </w:lvl>
-    <w:lvl w:ilvl="6">
-      <w:numFmt w:val="bullet"/>
-      <w:lvlText w:val="•"/>
-      <w:lvlJc w:val="left"/>
-      <w:pPr>
-        <w:ind w:left="5040" w:hanging="360"/>
-      </w:pPr>
-      <w:rPr>
-        <w:rFonts w:ascii="Symbol" w:hAnsi="Symbol" w:cs="Symbol" w:hint="default"/>
-      </w:rPr>
-    </w:lvl>
-    <w:lvl w:ilvl="7">
-      <w:numFmt w:val="bullet"/>
-      <w:lvlText w:val="•"/>
-      <w:lvlJc w:val="left"/>
-      <w:pPr>
-        <w:ind w:left="5760" w:hanging="360"/>
-      </w:pPr>
-      <w:rPr>
-        <w:rFonts w:ascii="Courier New" w:hAnsi="Courier New" w:cs="Courier New" w:hint="default"/>
-      </w:rPr>
-    </w:lvl>
-    <w:lvl w:ilvl="8">
-      <w:numFmt w:val="bullet"/>
-      <w:lvlText w:val="•"/>
-      <w:lvlJc w:val="left"/>
-      <w:pPr>
-        <w:ind w:left="6480" w:hanging="360"/>
-      </w:pPr>
-      <w:rPr>
-        <w:rFonts w:ascii="Wingdings" w:hAnsi="Wingdings" w:cs="Wingdings" w:hint="default"/>
-      </w:rPr>
     </w:lvl>
   </w:abstractNum>
   <w:num w:numId="1000">
     <w:abstractNumId w:val="990"/>
-  </w:num>
-  <w:num w:numId="1001">
-    <w:abstractNumId w:val="991"/>
   </w:num>
 </w:numbering>
 </file>
@@ -1156,19 +3388,48 @@
   <w:docDefaults>
     <w:rPrDefault>
       <w:rPr>
-        <w:rFonts w:ascii="EB Garamond" w:hAnsi="EB Garamond" w:eastAsia="EB Garamond" w:cs="EB Garamond"/>
+        <w:rFonts w:ascii="Times New Roman" w:hAnsi="Times New Roman" w:eastAsia="Times New Roman" w:cs="Times New Roman"/>
         <w:sz w:val="28"/>
         <w:szCs w:val="28"/>
-        <w:lang w:val="en-US"/>
+        <w:lang w:val="en-US" w:eastAsia="zh-CN" w:bidi="ar-SA"/>
       </w:rPr>
     </w:rPrDefault>
     <w:pPrDefault>
       <w:pPr>
-        <w:spacing w:before="0" w:after="0" w:line="240" w:lineRule="auto"/>
+        <w:widowControl/>
+        <w:spacing w:after="0"/>
       </w:pPr>
     </w:pPrDefault>
   </w:docDefaults>
   <w:latentStyles w:defLockedState="0" w:defUIPriority="0" w:defSemiHidden="0" w:defUnhideWhenUsed="0" w:defQFormat="0" w:count="276"/>
+  <w:style w:type="paragraph" w:default="1" w:styleId="Normal">
+    <w:name w:val="Normal"/>
+    <w:qFormat/>
+  </w:style>
+  <w:style w:type="paragraph" w:styleId="BodyText">
+    <w:name w:val="Body Text"/>
+    <w:basedOn w:val="Normal"/>
+    <w:link w:val="BodyTextChar"/>
+    <w:qFormat/>
+    <w:pPr>
+      <w:spacing w:before="0" w:after="0" w:line="630" w:lineRule="exact"/>
+      <w:ind w:firstLine="720"/>
+    </w:pPr>
+  </w:style>
+  <w:style w:type="paragraph" w:customStyle="1" w:styleId="FirstParagraph">
+    <w:name w:val="First Paragraph"/>
+    <w:basedOn w:val="BodyText"/>
+    <w:next w:val="BodyText"/>
+    <w:qFormat/>
+  </w:style>
+  <w:style w:type="paragraph" w:customStyle="1" w:styleId="Compact">
+    <w:name w:val="Compact"/>
+    <w:basedOn w:val="BodyText"/>
+    <w:qFormat/>
+    <w:pPr>
+      <w:spacing w:before="36" w:after="36"/>
+    </w:pPr>
+  </w:style>
   <w:style w:type="paragraph" w:styleId="Title">
     <w:name w:val="Title"/>
     <w:basedOn w:val="Normal"/>
@@ -1301,6 +3562,161 @@
     <w:qFormat/>
     <w:pPr/>
     <w:rPr/>
+  </w:style>
+  <w:style w:type="paragraph" w:styleId="Heading1">
+    <w:name w:val="heading 1"/>
+    <w:basedOn w:val="Normal"/>
+    <w:next w:val="BodyText"/>
+    <w:link w:val="Heading1Char"/>
+    <w:uiPriority w:val="9"/>
+    <w:qFormat/>
+    <w:rsid w:val="00A10FD9"/>
+    <w:pPr>
+      <w:keepNext/>
+      <w:keepLines/>
+      <w:spacing w:before="320" w:after="160" w:line="322" w:lineRule="exact"/>
+      <w:ind w:firstLine="0"/>
+      <w:jc w:val="center"/>
+      <w:outlineLvl w:val="0"/>
+    </w:pPr>
+    <w:rPr>
+      <w:rFonts w:ascii="Times New Roman" w:hAnsi="Times New Roman" w:eastAsia="Times New Roman" w:cs="Times New Roman"/>
+      <w:b/>
+      <w:bCs/>
+      <w:caps/>
+      <w:color w:val="000000"/>
+      <w:sz w:val="28"/>
+      <w:szCs w:val="28"/>
+    </w:rPr>
+  </w:style>
+  <w:style w:type="paragraph" w:styleId="Heading2">
+    <w:name w:val="heading 2"/>
+    <w:basedOn w:val="Normal"/>
+    <w:next w:val="BodyText"/>
+    <w:link w:val="Heading2Char"/>
+    <w:uiPriority w:val="9"/>
+    <w:semiHidden/>
+    <w:unhideWhenUsed/>
+    <w:qFormat/>
+    <w:rsid w:val="00A10FD9"/>
+    <w:pPr>
+      <w:keepNext/>
+      <w:keepLines/>
+      <w:spacing w:before="320" w:after="160" w:line="322" w:lineRule="exact"/>
+      <w:ind w:firstLine="0"/>
+      <w:outlineLvl w:val="1"/>
+    </w:pPr>
+    <w:rPr>
+      <w:rFonts w:ascii="Times New Roman" w:hAnsi="Times New Roman" w:eastAsia="Times New Roman" w:cs="Times New Roman"/>
+      <w:b/>
+      <w:bCs/>
+      <w:color w:val="000000"/>
+      <w:sz w:val="28"/>
+      <w:szCs w:val="28"/>
+    </w:rPr>
+  </w:style>
+  <w:style w:type="paragraph" w:styleId="Heading3">
+    <w:name w:val="heading 3"/>
+    <w:basedOn w:val="Normal"/>
+    <w:next w:val="BodyText"/>
+    <w:link w:val="Heading3Char"/>
+    <w:uiPriority w:val="9"/>
+    <w:semiHidden/>
+    <w:unhideWhenUsed/>
+    <w:qFormat/>
+    <w:rsid w:val="00A10FD9"/>
+    <w:pPr>
+      <w:keepNext/>
+      <w:keepLines/>
+      <w:spacing w:before="320" w:after="160" w:line="322" w:lineRule="exact"/>
+      <w:ind w:firstLine="0"/>
+      <w:outlineLvl w:val="2"/>
+    </w:pPr>
+    <w:rPr>
+      <w:rFonts w:ascii="Times New Roman" w:hAnsi="Times New Roman" w:eastAsia="Times New Roman" w:cs="Times New Roman"/>
+      <w:b/>
+      <w:bCs/>
+      <w:color w:val="000000"/>
+      <w:sz w:val="28"/>
+      <w:szCs w:val="28"/>
+    </w:rPr>
+  </w:style>
+  <w:style w:type="paragraph" w:styleId="Heading4">
+    <w:name w:val="heading 4"/>
+    <w:basedOn w:val="Normal"/>
+    <w:next w:val="BodyText"/>
+    <w:link w:val="Heading4Char"/>
+    <w:uiPriority w:val="9"/>
+    <w:semiHidden/>
+    <w:unhideWhenUsed/>
+    <w:qFormat/>
+    <w:rsid w:val="00A10FD9"/>
+    <w:pPr>
+      <w:keepNext/>
+      <w:keepLines/>
+      <w:spacing w:before="320" w:after="160" w:line="322" w:lineRule="exact"/>
+      <w:ind w:firstLine="0"/>
+      <w:outlineLvl w:val="3"/>
+    </w:pPr>
+    <w:rPr>
+      <w:rFonts w:ascii="Times New Roman" w:hAnsi="Times New Roman" w:eastAsia="Times New Roman" w:cs="Times New Roman"/>
+      <w:b/>
+      <w:bCs/>
+      <w:i/>
+      <w:color w:val="000000"/>
+      <w:sz w:val="28"/>
+      <w:szCs w:val="28"/>
+    </w:rPr>
+  </w:style>
+  <w:style w:type="paragraph" w:styleId="Heading5">
+    <w:name w:val="heading 5"/>
+    <w:basedOn w:val="Normal"/>
+    <w:next w:val="BodyText"/>
+    <w:link w:val="Heading5Char"/>
+    <w:uiPriority w:val="9"/>
+    <w:semiHidden/>
+    <w:unhideWhenUsed/>
+    <w:qFormat/>
+    <w:rsid w:val="00A10FD9"/>
+    <w:pPr>
+      <w:keepNext/>
+      <w:keepLines/>
+      <w:spacing w:before="320" w:after="160" w:line="322" w:lineRule="exact"/>
+      <w:ind w:firstLine="0"/>
+      <w:outlineLvl w:val="4"/>
+    </w:pPr>
+    <w:rPr>
+      <w:rFonts w:ascii="Times New Roman" w:hAnsi="Times New Roman" w:eastAsia="Times New Roman" w:cs="Times New Roman"/>
+      <w:b/>
+      <w:bCs/>
+      <w:i/>
+      <w:color w:val="000000"/>
+      <w:sz w:val="28"/>
+      <w:szCs w:val="28"/>
+    </w:rPr>
+  </w:style>
+  <w:style w:type="paragraph" w:styleId="Heading6">
+    <w:name w:val="heading 6"/>
+    <w:basedOn w:val="Normal"/>
+    <w:next w:val="BodyText"/>
+    <w:link w:val="Heading6Char"/>
+    <w:uiPriority w:val="9"/>
+    <w:semiHidden/>
+    <w:unhideWhenUsed/>
+    <w:qFormat/>
+    <w:rsid w:val="00A10FD9"/>
+    <w:pPr>
+      <w:keepNext/>
+      <w:keepLines/>
+      <w:spacing w:before="40" w:after="0"/>
+      <w:outlineLvl w:val="5"/>
+    </w:pPr>
+    <w:rPr>
+      <w:rFonts w:eastAsiaTheme="majorEastAsia" w:cstheme="majorBidi"/>
+      <w:i/>
+      <w:iCs/>
+      <w:color w:val="595959" w:themeColor="text1" w:themeTint="A6"/>
+    </w:rPr>
   </w:style>
   <w:style w:type="paragraph" w:styleId="Heading7">
     <w:name w:val="heading 7"/>
@@ -1486,6 +3902,43 @@
       <w:color w:val="272727" w:themeColor="text1" w:themeTint="D8"/>
     </w:rPr>
   </w:style>
+  <w:style w:type="paragraph" w:customStyle="1" w:styleId="ListItem">
+    <w:name w:val="List Item"/>
+    <w:basedOn w:val="BodyText"/>
+    <w:qFormat/>
+    <w:pPr>
+      <w:spacing w:before="0" w:after="0" w:line="630" w:lineRule="exact"/>
+      <w:ind w:left="720" w:hanging="720"/>
+    </w:pPr>
+  </w:style>
+  <w:style w:type="paragraph" w:styleId="BlockText">
+    <w:name w:val="Block Text"/>
+    <w:basedOn w:val="BodyText"/>
+    <w:next w:val="BodyText"/>
+    <w:uiPriority w:val="9"/>
+    <w:unhideWhenUsed/>
+    <w:qFormat/>
+    <w:pPr>
+      <w:spacing w:before="280" w:after="280" w:line="322" w:lineRule="exact"/>
+      <w:ind w:firstLine="0" w:left="720" w:right="720"/>
+    </w:pPr>
+  </w:style>
+  <w:style w:type="paragraph" w:styleId="FootnoteText">
+    <w:name w:val="Footnote Text"/>
+    <w:basedOn w:val="Normal"/>
+    <w:next w:val="FootnoteText"/>
+    <w:uiPriority w:val="9"/>
+    <w:unhideWhenUsed/>
+    <w:qFormat/>
+    <w:pPr>
+      <w:keepLines/>
+      <w:spacing w:before="0" w:after="80" w:line="276" w:lineRule="exact"/>
+    </w:pPr>
+    <w:rPr>
+      <w:sz w:val="24"/>
+      <w:szCs w:val="24"/>
+    </w:rPr>
+  </w:style>
   <w:style w:type="paragraph" w:styleId="FootnoteBlockText">
     <w:name w:val="Footnote Block Text"/>
     <w:basedOn w:val="FootnoteText"/>
@@ -1494,8 +3947,8 @@
     <w:unhideWhenUsed/>
     <w:qFormat/>
     <w:pPr>
-      <w:spacing w:before="100" w:after="100"/>
-      <w:ind w:firstLine="0" w:left="480" w:right="480"/>
+      <w:spacing w:before="280" w:after="280"/>
+      <w:ind w:firstLine="0" w:left="720" w:right="720"/>
     </w:pPr>
   </w:style>
   <w:style w:type="character" w:default="1" w:styleId="DefaultParagraphFont">
@@ -1603,7 +4056,7 @@
     <w:name w:val="Hyperlink"/>
     <w:basedOn w:val="BodyTextChar"/>
     <w:rPr>
-      <w:color w:val="4F81BD" w:themeColor="accent1"/>
+      <w:color w:val="000000"/>
     </w:rPr>
   </w:style>
   <w:style w:type="paragraph" w:styleId="TOCHeading">
@@ -1624,35 +4077,80 @@
       <w:color w:val="365F91" w:themeColor="accent1" w:themeShade="BF"/>
     </w:rPr>
   </w:style>
-  <w:style w:type="paragraph" w:default="1" w:styleId="Normal">
-    <w:name w:val="Normal"/>
+  <w:style w:type="paragraph" w:customStyle="1" w:styleId="TexHead1">
+    <w:name w:val="Tex Head 1"/>
+    <w:basedOn w:val="Normal"/>
+    <w:next w:val="BodyText"/>
     <w:qFormat/>
     <w:pPr>
-      <w:widowControl/>
-      <w:spacing w:before="0" w:after="0" w:line="240" w:lineRule="auto"/>
+      <w:keepNext/>
+      <w:keepLines/>
+      <w:spacing w:before="480" w:after="240" w:line="322" w:lineRule="exact"/>
       <w:ind w:firstLine="0"/>
+      <w:jc w:val="center"/>
+      <w:outlineLvl w:val="0"/>
     </w:pPr>
     <w:rPr>
-      <w:rFonts w:ascii="EB Garamond" w:hAnsi="EB Garamond" w:eastAsia="EB Garamond" w:cs="EB Garamond"/>
-      <w:color w:val="000000"/>
-      <w:sz w:val="28"/>
-      <w:szCs w:val="28"/>
-    </w:rPr>
-  </w:style>
-  <w:style w:type="paragraph" w:styleId="BodyText">
-    <w:name w:val="Body Text"/>
+      <w:b/>
+      <w:bCs/>
+      <w:caps/>
+    </w:rPr>
+  </w:style>
+  <w:style w:type="paragraph" w:customStyle="1" w:styleId="TexHead2">
+    <w:name w:val="Tex Head 2"/>
+    <w:basedOn w:val="Normal"/>
+    <w:next w:val="BodyText"/>
+    <w:qFormat/>
+    <w:pPr>
+      <w:keepNext/>
+      <w:keepLines/>
+      <w:spacing w:before="320" w:after="160" w:line="322" w:lineRule="exact"/>
+      <w:ind w:firstLine="0"/>
+      <w:outlineLvl w:val="1"/>
+    </w:pPr>
+    <w:rPr>
+      <w:b/>
+      <w:bCs/>
+    </w:rPr>
+  </w:style>
+  <w:style w:type="paragraph" w:customStyle="1" w:styleId="TexHead3">
+    <w:name w:val="Tex Head 3"/>
+    <w:basedOn w:val="TexHead2"/>
+    <w:next w:val="BodyText"/>
+    <w:qFormat/>
+    <w:pPr>
+      <w:outlineLvl w:val="2"/>
+    </w:pPr>
+    <w:rPr>
+      <w:b/>
+      <w:bCs/>
+      <w:i/>
+      <w:iCs/>
+    </w:rPr>
+  </w:style>
+  <w:style w:type="paragraph" w:customStyle="1" w:styleId="TexHead4">
+    <w:name w:val="Tex Head 4"/>
+    <w:basedOn w:val="TexHead2"/>
+    <w:next w:val="BodyText"/>
+    <w:qFormat/>
+    <w:pPr>
+      <w:outlineLvl w:val="3"/>
+    </w:pPr>
+    <w:rPr>
+      <w:b w:val="0"/>
+      <w:bCs w:val="0"/>
+      <w:i/>
+      <w:iCs/>
+    </w:rPr>
+  </w:style>
+  <w:style w:type="paragraph" w:customStyle="1" w:styleId="TexSingle">
+    <w:name w:val="Tex Single"/>
     <w:basedOn w:val="Normal"/>
     <w:qFormat/>
     <w:pPr>
-      <w:spacing w:before="0" w:after="0" w:line="630" w:lineRule="exact"/>
-      <w:ind w:firstLine="720"/>
+      <w:spacing w:before="0" w:after="0" w:line="322" w:lineRule="exact"/>
+      <w:ind w:firstLine="0"/>
     </w:pPr>
-  </w:style>
-  <w:style w:type="paragraph" w:customStyle="1" w:styleId="FirstParagraph">
-    <w:name w:val="First Paragraph"/>
-    <w:basedOn w:val="BodyText"/>
-    <w:next w:val="BodyText"/>
-    <w:qFormat/>
   </w:style>
   <w:style w:type="paragraph" w:customStyle="1" w:styleId="BodyFlush">
     <w:name w:val="Body Flush"/>
@@ -1662,254 +4160,37 @@
       <w:ind w:firstLine="0"/>
     </w:pPr>
   </w:style>
-  <w:style w:type="paragraph" w:customStyle="1" w:styleId="Compact">
-    <w:name w:val="Compact"/>
+  <w:style w:type="paragraph" w:customStyle="1" w:styleId="BodyLead">
+    <w:name w:val="Body Lead"/>
     <w:basedOn w:val="BodyText"/>
     <w:qFormat/>
     <w:pPr>
-      <w:spacing w:before="0" w:after="0" w:line="630" w:lineRule="exact"/>
-      <w:ind w:firstLine="0"/>
+      <w:keepNext/>
     </w:pPr>
   </w:style>
-  <w:style w:type="paragraph" w:styleId="BlockText">
-    <w:name w:val="Block Text"/>
-    <w:basedOn w:val="Normal"/>
-    <w:next w:val="BodyText"/>
-    <w:qFormat/>
-    <w:pPr>
-      <w:spacing w:before="288" w:after="288" w:line="322" w:lineRule="exact"/>
-      <w:ind w:left="720" w:right="720" w:firstLine="0"/>
-    </w:pPr>
-  </w:style>
-  <w:style w:type="paragraph" w:styleId="Heading1">
-    <w:name w:val="heading 1"/>
-    <w:basedOn w:val="Normal"/>
-    <w:next w:val="BodyText"/>
+  <w:style w:type="paragraph" w:customStyle="1" w:styleId="BodyFlushLead">
+    <w:name w:val="Body Flush Lead"/>
+    <w:basedOn w:val="BodyFlush"/>
     <w:qFormat/>
     <w:pPr>
       <w:keepNext/>
-      <w:keepLines/>
-      <w:spacing w:before="200" w:after="0" w:line="450" w:lineRule="exact"/>
-      <w:ind w:firstLine="0"/>
-      <w:jc w:val="center"/>
-      <w:outlineLvl w:val="0"/>
     </w:pPr>
-    <w:rPr>
-      <w:b/>
-      <w:bCs/>
-      <w:caps/>
-      <w:color w:val="000000"/>
-      <w:sz w:val="39"/>
-      <w:szCs w:val="39"/>
-    </w:rPr>
-  </w:style>
-  <w:style w:type="paragraph" w:styleId="Heading2">
-    <w:name w:val="heading 2"/>
-    <w:basedOn w:val="Normal"/>
-    <w:next w:val="BodyText"/>
+  </w:style>
+  <w:style w:type="paragraph" w:customStyle="1" w:styleId="BodyTextNote">
+    <w:name w:val="Body Text Note"/>
+    <w:basedOn w:val="BodyText"/>
     <w:qFormat/>
     <w:pPr>
-      <w:keepNext/>
-      <w:keepLines/>
-      <w:spacing w:before="200" w:after="0" w:line="386" w:lineRule="exact"/>
-      <w:ind w:firstLine="0"/>
-      <w:jc w:val="left"/>
-      <w:outlineLvl w:val="1"/>
+      <w:widowControl w:val="0"/>
     </w:pPr>
-    <w:rPr>
-      <w:b/>
-      <w:bCs/>
-      <w:color w:val="000000"/>
-      <w:sz w:val="34"/>
-      <w:szCs w:val="34"/>
-    </w:rPr>
-  </w:style>
-  <w:style w:type="paragraph" w:styleId="Heading3">
-    <w:name w:val="heading 3"/>
-    <w:basedOn w:val="Normal"/>
-    <w:next w:val="BodyText"/>
+  </w:style>
+  <w:style w:type="paragraph" w:customStyle="1" w:styleId="BodyFlushNote">
+    <w:name w:val="Body Flush Note"/>
+    <w:basedOn w:val="BodyFlush"/>
     <w:qFormat/>
     <w:pPr>
-      <w:keepNext/>
-      <w:keepLines/>
-      <w:spacing w:before="200" w:after="0" w:line="322" w:lineRule="exact"/>
-      <w:ind w:firstLine="0"/>
-      <w:jc w:val="left"/>
-      <w:outlineLvl w:val="2"/>
+      <w:widowControl w:val="0"/>
     </w:pPr>
-    <w:rPr>
-      <w:b/>
-      <w:bCs/>
-      <w:i/>
-      <w:iCs/>
-      <w:color w:val="000000"/>
-      <w:sz w:val="28"/>
-      <w:szCs w:val="28"/>
-    </w:rPr>
-  </w:style>
-  <w:style w:type="paragraph" w:styleId="Heading4">
-    <w:name w:val="heading 4"/>
-    <w:basedOn w:val="Normal"/>
-    <w:next w:val="BodyText"/>
-    <w:qFormat/>
-    <w:pPr>
-      <w:keepNext/>
-      <w:keepLines/>
-      <w:spacing w:before="200" w:after="0" w:line="322" w:lineRule="exact"/>
-      <w:ind w:firstLine="0"/>
-      <w:jc w:val="left"/>
-      <w:outlineLvl w:val="3"/>
-    </w:pPr>
-    <w:rPr>
-      <w:i/>
-      <w:iCs/>
-      <w:color w:val="000000"/>
-      <w:sz w:val="28"/>
-      <w:szCs w:val="28"/>
-    </w:rPr>
-  </w:style>
-  <w:style w:type="paragraph" w:styleId="Heading5">
-    <w:name w:val="heading 5"/>
-    <w:basedOn w:val="Heading4"/>
-    <w:next w:val="BodyText"/>
-    <w:qFormat/>
-    <w:pPr>
-      <w:outlineLvl w:val="4"/>
-    </w:pPr>
-  </w:style>
-  <w:style w:type="paragraph" w:styleId="Heading6">
-    <w:name w:val="heading 6"/>
-    <w:basedOn w:val="Heading4"/>
-    <w:next w:val="BodyText"/>
-    <w:qFormat/>
-    <w:pPr>
-      <w:outlineLvl w:val="5"/>
-    </w:pPr>
-  </w:style>
-  <w:style w:type="paragraph" w:customStyle="1" w:styleId="Centered">
-    <w:name w:val="Centered"/>
-    <w:basedOn w:val="Normal"/>
-    <w:qFormat/>
-    <w:pPr>
-      <w:spacing w:before="0" w:after="0" w:line="322" w:lineRule="exact"/>
-      <w:ind w:firstLine="0"/>
-      <w:jc w:val="center"/>
-    </w:pPr>
-  </w:style>
-  <w:style w:type="paragraph" w:customStyle="1" w:styleId="Rule">
-    <w:name w:val="Rule"/>
-    <w:basedOn w:val="Normal"/>
-    <w:qFormat/>
-    <w:pPr>
-      <w:pBdr>
-        <w:bottom w:val="single" w:sz="6" w:space="1" w:color="000000"/>
-      </w:pBdr>
-      <w:spacing w:before="0" w:after="0" w:line="20" w:lineRule="exact"/>
-    </w:pPr>
-  </w:style>
-  <w:style w:type="paragraph" w:customStyle="1" w:styleId="Gap02">
-    <w:name w:val="Gap 0.2 in"/>
-    <w:basedOn w:val="Normal"/>
-    <w:pPr>
-      <w:spacing w:before="0" w:after="0" w:line="288" w:lineRule="exact"/>
-    </w:pPr>
-  </w:style>
-  <w:style w:type="paragraph" w:customStyle="1" w:styleId="Gap025">
-    <w:name w:val="Gap 0.25 in"/>
-    <w:basedOn w:val="Normal"/>
-    <w:pPr>
-      <w:spacing w:before="0" w:after="0" w:line="360" w:lineRule="exact"/>
-    </w:pPr>
-  </w:style>
-  <w:style w:type="paragraph" w:customStyle="1" w:styleId="Gap04">
-    <w:name w:val="Gap 0.4 in"/>
-    <w:basedOn w:val="Normal"/>
-    <w:pPr>
-      <w:spacing w:before="0" w:after="0" w:line="576" w:lineRule="exact"/>
-    </w:pPr>
-  </w:style>
-  <w:style w:type="paragraph" w:customStyle="1" w:styleId="CoverCounsel">
-    <w:name w:val="Cover Counsel"/>
-    <w:basedOn w:val="Normal"/>
-    <w:qFormat/>
-    <w:pPr>
-      <w:spacing w:before="0" w:after="0" w:line="322" w:lineRule="exact"/>
-      <w:ind w:left="4320" w:firstLine="0"/>
-      <w:jc w:val="left"/>
-    </w:pPr>
-  </w:style>
-  <w:style w:type="paragraph" w:customStyle="1" w:styleId="PageBreak">
-    <w:name w:val="Page Break"/>
-    <w:basedOn w:val="Normal"/>
-    <w:pPr>
-      <w:pageBreakBefore/>
-      <w:spacing w:before="0" w:after="0" w:line="20" w:lineRule="exact"/>
-    </w:pPr>
-  </w:style>
-  <w:style w:type="paragraph" w:customStyle="1" w:styleId="TOCTitle">
-    <w:name w:val="TOC Title"/>
-    <w:basedOn w:val="Normal"/>
-    <w:next w:val="Normal"/>
-    <w:qFormat/>
-    <w:pPr>
-      <w:pageBreakBefore/>
-      <w:spacing w:before="0" w:after="432" w:line="322" w:lineRule="exact"/>
-      <w:ind w:firstLine="0"/>
-      <w:jc w:val="center"/>
-    </w:pPr>
-  </w:style>
-  <w:style w:type="paragraph" w:styleId="TOC1">
-    <w:name w:val="toc 1"/>
-    <w:basedOn w:val="Normal"/>
-    <w:next w:val="Normal"/>
-    <w:uiPriority w:val="39"/>
-    <w:unhideWhenUsed/>
-    <w:pPr>
-      <w:tabs>
-        <w:tab w:val="right" w:leader="dot" w:pos="9360"/>
-      </w:tabs>
-      <w:spacing w:before="216" w:after="0" w:line="322" w:lineRule="exact"/>
-      <w:ind w:left="720" w:hanging="720" w:firstLine="0"/>
-    </w:pPr>
-  </w:style>
-  <w:style w:type="paragraph" w:styleId="TOC2">
-    <w:name w:val="toc 2"/>
-    <w:basedOn w:val="Normal"/>
-    <w:next w:val="Normal"/>
-    <w:uiPriority w:val="39"/>
-    <w:unhideWhenUsed/>
-    <w:pPr>
-      <w:tabs>
-        <w:tab w:val="right" w:leader="dot" w:pos="9360"/>
-      </w:tabs>
-      <w:spacing w:before="0" w:after="0" w:line="322" w:lineRule="exact"/>
-      <w:ind w:left="1440" w:hanging="720" w:firstLine="0"/>
-    </w:pPr>
-  </w:style>
-  <w:style w:type="paragraph" w:styleId="FootnoteText">
-    <w:name w:val="footnote text"/>
-    <w:basedOn w:val="Normal"/>
-    <w:pPr>
-      <w:spacing w:before="0" w:after="80" w:line="276" w:lineRule="exact"/>
-      <w:ind w:firstLine="0"/>
-    </w:pPr>
-    <w:rPr>
-      <w:sz w:val="24"/>
-      <w:szCs w:val="24"/>
-    </w:rPr>
-  </w:style>
-  <w:style w:type="paragraph" w:customStyle="1" w:styleId="Footer">
-    <w:name w:val="footer"/>
-    <w:basedOn w:val="Normal"/>
-    <w:pPr>
-      <w:spacing w:before="0" w:after="0" w:line="240" w:lineRule="auto"/>
-      <w:ind w:firstLine="0"/>
-      <w:jc w:val="center"/>
-    </w:pPr>
-    <w:rPr>
-      <w:sz w:val="28"/>
-      <w:szCs w:val="28"/>
-    </w:rPr>
   </w:style>
   <w:style w:type="paragraph" w:customStyle="1" w:styleId="SourceCode">
     <w:name w:val="Source Code"/>
@@ -2146,41 +4427,6 @@
     <w:rPr/>
   </w:style>
 </w:styles>
-</file>
-
-<file path=word/texapp-footer1.xml><?xml version="1.0" encoding="utf-8"?>
-<w:ftr xmlns:w="http://schemas.openxmlformats.org/wordprocessingml/2006/main" xmlns:r="http://schemas.openxmlformats.org/officeDocument/2006/relationships">
-  <w:p>
-    <w:pPr>
-      <w:pStyle w:val="Footer"/>
-    </w:pPr>
-    <w:r>
-      <w:fldChar w:fldCharType="begin"/>
-    </w:r>
-    <w:r>
-      <w:instrText xml:space="preserve"> PAGE </w:instrText>
-    </w:r>
-    <w:r>
-      <w:fldChar w:fldCharType="separate"/>
-    </w:r>
-    <w:r>
-      <w:t>1</w:t>
-    </w:r>
-    <w:r>
-      <w:fldChar w:fldCharType="end"/>
-    </w:r>
-  </w:p>
-</w:ftr>
-</file>
-
-<file path=word/texapp-footer2.xml><?xml version="1.0" encoding="utf-8"?>
-<w:ftr xmlns:w="http://schemas.openxmlformats.org/wordprocessingml/2006/main" xmlns:r="http://schemas.openxmlformats.org/officeDocument/2006/relationships">
-  <w:p>
-    <w:pPr>
-      <w:pStyle w:val="Footer"/>
-    </w:pPr>
-  </w:p>
-</w:ftr>
 </file>
 
 <file path=word/theme/theme1.xml><?xml version="1.0" encoding="utf-8"?>
